--- a/manuscript/JCMC_OXFORD_MBG_COMMUNICATION_2026.docx
+++ b/manuscript/JCMC_OXFORD_MBG_COMMUNICATION_2026.docx
@@ -340,9 +340,10 @@
       <w:r>
         <w:rPr>
           <w:rFonts w:ascii="Times New Roman" w:hAnsi="Times New Roman"/>
+          <w:b w:val="0"/>
           <w:sz w:val="24"/>
         </w:rPr>
-        <w:t>To perform granular micro-affective classification, we utilized the pre-trained IndoBERT Base Phase 2 model (`indobenchmark/indobert-base-p2`; Koto et al., 2020; Wilie et al., 2020). The transformer model was fine-tuned across 3 full epochs with cross-entropy loss, AdamW optimizer (learning rate = 2e-5, weight decay = 0.01), batch size of 16, and sequence length of 128 tokens on Apple Silicon GPU hardware. Training loss demonstrated monotonic convergence, declining steadily from 1.8708 in Epoch 1 to 0.6974 in Epoch 3. The fine-tuned model achieved an out-of-sample inference throughput of 223.3 posts per second with a mean softmax confidence of 95.01% (median: 96.95%).</w:t>
+        <w:t>To perform granular micro-affective classification, we utilized the pre-trained IndoBERT Base Phase 2 model (`indobenchmark/indobert-base-p2`; Koto et al., 2020; Wilie et al., 2020). The transformer model was fine-tuned across 3 full epochs with cross-entropy loss, AdamW optimizer (learning rate = 2e-5, weight decay = 0.01), batch size of 16, and sequence length of 128 tokens on Apple Silicon GPU hardware. Training loss demonstrated monotonic convergence, declining steadily from 1.8708 in Epoch 1 to 0.6974 in Epoch 3. The fine-tuned model achieved an out-of-sample inference throughput of 223.3 posts per second with a mean softmax confidence of 95.01% (median: 96.95%). The classification head was configured with nine output labels derived from Ekman (1992) and Plutchik (1980); however, only six of these classes occur in the labelled corpus (Joy and Surprise have no samples, and Fear has two samples and none in the test set), so all performance claims are restricted to the six active classes. Reference labels for training and evaluation are silver-standard: they were produced through a keyword- and rule-assisted procedure rather than by independent human annotators.</w:t>
       </w:r>
     </w:p>
     <w:p>
@@ -356,7 +357,7 @@
           <w:b/>
           <w:sz w:val="24"/>
         </w:rPr>
-        <w:t>3.3 Multi-Annotator Inter-Rater Reliability Gold Standard Protocol</w:t>
+        <w:t>3.3 Reference-Label Status and Validation Scope</w:t>
       </w:r>
     </w:p>
     <w:p>
@@ -367,9 +368,10 @@
       <w:r>
         <w:rPr>
           <w:rFonts w:ascii="Times New Roman" w:hAnsi="Times New Roman"/>
+          <w:b w:val="0"/>
           <w:sz w:val="24"/>
         </w:rPr>
-        <w:t>To rigorously validate model classification against human ground truth, we established a formal multi-annotator evaluation protocol. A stratified sample of n = 100 posts spanning diverse valences and complex sarcastic expressions was independently annotated by two domain experts (Annotator 1: political communication specialist; Annotator 2: computational corpus linguist). Inter-human reliability reached an outstanding 95.00% raw agreement with Cohen's Kappa κ = 0.9135 ('Almost Perfect Agreement'; Landis &amp; Koch, 1977). When evaluated across all three raters (Annotator 1, Annotator 2, and IndoBERT), Tri-Rater Fleiss' Kappa reached κ_Fleiss = 0.8442 and Krippendorff's Alpha reached α = 0.8447, substantially exceeding the rigorous academic reliability benchmark of α &gt;= 0.80 (Krippendorff, 2018). IndoBERT achieved an exact match accuracy of 90.00% (κ = 0.8243) against the adjudicated consensus gold standard.</w:t>
+        <w:t>All reported metrics are computed against silver-standard labels produced by a keyword- and rule-assisted procedure. No independent, double-annotated human gold standard has yet been constructed for this corpus; we therefore do not report inter-rater reliability coefficients, and accuracy should be read as agreement with silver labels rather than with human judgement. Building such a benchmark is a priority for future work (see Limitations).</w:t>
       </w:r>
     </w:p>
     <w:p>
@@ -556,9 +558,10 @@
       <w:r>
         <w:rPr>
           <w:rFonts w:ascii="Times New Roman" w:hAnsi="Times New Roman"/>
+          <w:b w:val="0"/>
           <w:sz w:val="24"/>
         </w:rPr>
-        <w:t>In computational sentiment analysis, natural crisis corpora inevitably exhibit severe class imbalance. In the holdout evaluation set (n = 1,058), Disgust represented 57.28% (n = 606), whereas Anger comprised merely 1.32% (n = 14) and Sadness 0.28% (n = 3). On granular 6-class evaluation, this extreme 202:1 imbalance yielded zero F1-scores for Anger and Sadness, suppressing the unweighted Macro-F1 to 0.4535 despite a high Weighted-F1 of 0.7434 and an accuracy of 75.99%. Qualitative error audit (scripts/run_minority_class_imbalance_audit.py) revealed that 12 of the 14 Anger posts (85.7%) consisted of multi-lingual noise (Catalan, Turkish, Spanish spam) correctly filtered as Neutral by IndoBERT, while Sadness posts reflected moral grievances that contextually collapsed into Disgust (Gutierrez &amp; Giner-Sorolla, 2007; Rozin et al., 2000). When re-evaluated on a 3-tier functional valence taxonomy (Negative Affective Dissent: n = 623; Positive Support: n = 311; Objective Neutrality: n = 124), IndoBERT achieved a Macro-F1 of 0.7522 (75.22%, a net gain of +29.87% over granular evaluation), Macro Precision of 0.7639, Macro Recall of 0.7459, and an overall accuracy of 76.56%, demonstrating the profound robustness of its contextual representations.</w:t>
+        <w:t>In computational sentiment analysis, natural crisis corpora inevitably exhibit severe class imbalance. In the holdout evaluation set (n = 1,058), Disgust represented 57.28% (n = 606), whereas Anger comprised merely 1.32% (n = 14) and Sadness 0.28% (n = 3). On granular 6-class evaluation, this extreme 202:1 imbalance yielded zero F1-scores for Anger and Sadness, suppressing the unweighted Macro-F1 to 0.4535 despite a high Weighted-F1 of 0.7434 and an accuracy of 75.99%. Qualitative error audit (scripts/run_minority_class_imbalance_audit.py) revealed that 12 of the 14 Anger posts (85.7%) consisted of multi-lingual noise (Catalan, Turkish, Spanish spam) that IndoBERT predicted as Neutral (indicating silver-label noise; these predictions are still counted as errors), while Sadness posts reflected moral grievances that contextually collapsed into Disgust (Gutierrez &amp; Giner-Sorolla, 2007; Rozin et al., 2000). When re-evaluated on a 3-tier functional valence taxonomy (Negative Affective Dissent: n = 623; Positive Support: n = 311; Objective Neutrality: n = 124), IndoBERT achieved a Macro-F1 of 0.7522 (75.22%, a net gain of +29.87% over granular evaluation), Macro Precision of 0.7639, Macro Recall of 0.7459, and an overall accuracy of 76.56%, suggesting that the model captures coarse affective valence more reliably than granular emotion categories; because this three-tier grouping was defined after the granular evaluation, it is reported as a supplementary, post-hoc analysis.</w:t>
       </w:r>
     </w:p>
     <w:p>
@@ -811,9 +814,10 @@
       <w:r>
         <w:rPr>
           <w:rFonts w:ascii="Times New Roman" w:hAnsi="Times New Roman"/>
+          <w:b w:val="0"/>
           <w:sz w:val="24"/>
         </w:rPr>
-        <w:t>This study has established a comprehensive Tri-Layer Computational Communication forensic of citizen resistance to Indonesia's Free Nutritious Meal program on Platform X. By integrating transformer deep learning (IndoBERT), multi-annotator gold standard validation (Fleiss' κ = 0.8442, Krippendorff's α = 0.8447), semiotic pretense theory, and canonical directed social network analysis, we demonstrated that public opposition was driven by visceral moral Disgust (98.14%) anchored in physical operational breakdowns. Furthermore, we documented how communicative unresponsiveness by state leaders catalyzed the rise of the Algorithmic Oracle (@grok), while paralinguistic sarcasm enabled citizens to subvert digital surveillance.</w:t>
+        <w:t>This study has established a comprehensive Tri-Layer Computational Communication forensic of citizen resistance to Indonesia's Free Nutritious Meal program on Platform X. By integrating transformer deep learning (IndoBERT), holdout evaluation against silver-standard labels (accuracy 75.99%, macro-F1 0.4535), semiotic pretense theory, and canonical directed social network analysis, we demonstrated that public opposition was driven by visceral moral Disgust (98.14%) anchored in physical operational breakdowns. Furthermore, we documented how communicative unresponsiveness by state leaders catalyzed the rise of the Algorithmic Oracle (@grok), while paralinguistic sarcasm enabled citizens to subvert digital surveillance.</w:t>
       </w:r>
     </w:p>
     <w:p>
@@ -824,9 +828,10 @@
       <w:r>
         <w:rPr>
           <w:rFonts w:ascii="Times New Roman" w:hAnsi="Times New Roman"/>
+          <w:b w:val="0"/>
           <w:sz w:val="24"/>
         </w:rPr>
-        <w:t>Several methodological limitations and ecological boundary conditions warrant explicit acknowledgment. First, our empirical corpus derives exclusively from Platform X. In the Indonesian digital media ecosystem, Platform X users skew disproportionately urban, educated, and politically active (APJII, 2024), capturing the communicative stance of the 'vanguard public' (journalists, academics, middle-class parents) rather than the total passive electorate. Second, Platform X cultivates an idiosyncratic platform vernacular characterized by dry irony and cynical satire (Bossetta, 2018), structurally amplifying the salience of Disgust and Sarcasm relative to lifestyle-oriented networks like Instagram. Third, while our multi-annotator protocol demonstrated high reliability (Fleiss' κ = 0.8442), future investigations should expand multi-annotator benchmarking across multi-thousand-sample corpora and deploy multimodal architectures (e.g., Vision-Language Models) to evaluate visual food tray imagery on TikTok. Finally, as conversational AI oracles (@grok) become increasingly embedded into governance debates, research must audit whether machine agents maintain epistemic neutrality or reproduce emergent public cynicism.</w:t>
+        <w:t>Several methodological limitations and ecological boundary conditions warrant explicit acknowledgment. First, our empirical corpus derives exclusively from Platform X. In the Indonesian digital media ecosystem, Platform X users skew disproportionately urban, educated, and politically active (APJII, 2024), capturing the communicative stance of the 'vanguard public' (journalists, academics, middle-class parents) rather than the total passive electorate. Second, Platform X cultivates an idiosyncratic platform vernacular characterized by dry irony and cynical satire (Bossetta, 2018), structurally amplifying the salience of Disgust and Sarcasm relative to lifestyle-oriented networks like Instagram. Third, emotion labels are silver-standard and have not yet been validated against an independent, double-annotated human benchmark; macro-F1 on the six active classes remains modest (0.4535), Anger and Sadness are not recognised (F1 = 0.000), and Joy, Surprise, and Fear are absent or near-absent from the evaluation data. Future investigations should construct a human-annotated benchmark with reported inter-rater reliability and deploy multimodal architectures (e.g., Vision-Language Models) to evaluate visual food tray imagery on TikTok. Finally, as conversational AI oracles (@grok) become increasingly embedded into governance debates, research must audit whether machine agents maintain epistemic neutrality or reproduce emergent public cynicism.</w:t>
       </w:r>
     </w:p>
     <w:p>
@@ -851,9 +856,10 @@
       <w:r>
         <w:rPr>
           <w:rFonts w:ascii="Times New Roman" w:hAnsi="Times New Roman"/>
+          <w:b w:val="0"/>
           <w:sz w:val="24"/>
         </w:rPr>
-        <w:t>Data Availability: In strict compliance with International Communication Association (ICA) and Oxford University Press Open Science policies and FAIR data principles, all research replication materials—including AoIR 3.0-pseudonymized directed network interaction edge lists (|V| = 971, |E| = 666), multi-annotator gold-standard adjudicated corpora, spatial epidemiological benchmarks, ABSA matrices, and PyTorch inference pipelines—are permanently archived in the Zenodo open-access repository under Digital Object Identifier (DOI): 10.5281/zenodo.11029482 (https://doi.org/10.5281/zenodo.11029482). The active development mirror is maintained at GitHub: https://github.com/indri007/ThisIsEconomy.</w:t>
+        <w:t>Data Availability: In strict compliance with International Communication Association (ICA) and Oxford University Press Open Science policies and FAIR data principles, all research replication materials—including AoIR 3.0-pseudonymized directed network interaction edge lists (|V| = 971, |E| = 666), silver-standard labelled corpora, spatial epidemiological benchmarks, ABSA matrices, and PyTorch inference pipelines—are permanently archived in the Zenodo open-access repository under Digital Object Identifier (DOI): 10.5281/zenodo.11029482 (https://doi.org/10.5281/zenodo.11029482). The active development mirror is maintained at GitHub: https://github.com/indri007/ThisIsEconomy.</w:t>
       </w:r>
     </w:p>
     <w:p>
@@ -2894,7 +2900,7 @@
         </w:rPr>
         <w:t>Table 3</w:t>
         <w:br/>
-        <w:t>Multi-Annotator Inter-Rater Reliability and IndoBERT Gold Validation Benchmark (n = 100)</w:t>
+        <w:t>Emotion Classification Validation Scope (Group-Aware Holdout, n = 1,058)</w:t>
       </w:r>
     </w:p>
     <w:tbl>
@@ -3023,7 +3029,7 @@
                 <w:rFonts w:ascii="Times New Roman" w:hAnsi="Times New Roman"/>
                 <w:sz w:val="19"/>
               </w:rPr>
-              <w:t>Inter-Human Agreement (H1 vs H2)</w:t>
+              <w:t>Reference labels</w:t>
             </w:r>
           </w:p>
         </w:tc>
@@ -3043,7 +3049,7 @@
                 <w:rFonts w:ascii="Times New Roman" w:hAnsi="Times New Roman"/>
                 <w:sz w:val="19"/>
               </w:rPr>
-              <w:t>95.00%</w:t>
+              <w:t>Silver-standard</w:t>
             </w:r>
           </w:p>
         </w:tc>
@@ -3063,7 +3069,7 @@
                 <w:rFonts w:ascii="Times New Roman" w:hAnsi="Times New Roman"/>
                 <w:sz w:val="19"/>
               </w:rPr>
-              <w:t>&gt;= 80.00%</w:t>
+              <w:t>—</w:t>
             </w:r>
           </w:p>
         </w:tc>
@@ -3083,7 +3089,7 @@
                 <w:rFonts w:ascii="Times New Roman" w:hAnsi="Times New Roman"/>
                 <w:sz w:val="19"/>
               </w:rPr>
-              <w:t>High concordance between independent domain experts</w:t>
+              <w:t>Keyword/rule-assisted; not human-adjudicated</w:t>
             </w:r>
           </w:p>
         </w:tc>
@@ -3105,7 +3111,7 @@
                 <w:rFonts w:ascii="Times New Roman" w:hAnsi="Times New Roman"/>
                 <w:sz w:val="19"/>
               </w:rPr>
-              <w:t>Inter-Human Cohen's Kappa (κ)</w:t>
+              <w:t>Independent human gold standard</w:t>
             </w:r>
           </w:p>
         </w:tc>
@@ -3125,7 +3131,7 @@
                 <w:rFonts w:ascii="Times New Roman" w:hAnsi="Times New Roman"/>
                 <w:sz w:val="19"/>
               </w:rPr>
-              <w:t>0.9135</w:t>
+              <w:t>Not yet constructed</w:t>
             </w:r>
           </w:p>
         </w:tc>
@@ -3145,7 +3151,7 @@
                 <w:rFonts w:ascii="Times New Roman" w:hAnsi="Times New Roman"/>
                 <w:sz w:val="19"/>
               </w:rPr>
-              <w:t>&gt;= 0.8100</w:t>
+              <w:t>—</w:t>
             </w:r>
           </w:p>
         </w:tc>
@@ -3165,7 +3171,7 @@
                 <w:rFonts w:ascii="Times New Roman" w:hAnsi="Times New Roman"/>
                 <w:sz w:val="19"/>
               </w:rPr>
-              <w:t>Almost Perfect Agreement (Landis &amp; Koch, 1977)</w:t>
+              <w:t>Inter-rater reliability not reported</w:t>
             </w:r>
           </w:p>
         </w:tc>
@@ -3187,7 +3193,7 @@
                 <w:rFonts w:ascii="Times New Roman" w:hAnsi="Times New Roman"/>
                 <w:sz w:val="19"/>
               </w:rPr>
-              <w:t>Tri-Rater Fleiss' Kappa (κ_Fleiss)</w:t>
+              <w:t>Active emotion classes (test set)</w:t>
             </w:r>
           </w:p>
         </w:tc>
@@ -3207,7 +3213,7 @@
                 <w:rFonts w:ascii="Times New Roman" w:hAnsi="Times New Roman"/>
                 <w:sz w:val="19"/>
               </w:rPr>
-              <w:t>0.8442</w:t>
+              <w:t>6 of 9 output labels</w:t>
             </w:r>
           </w:p>
         </w:tc>
@@ -3227,7 +3233,7 @@
                 <w:rFonts w:ascii="Times New Roman" w:hAnsi="Times New Roman"/>
                 <w:sz w:val="19"/>
               </w:rPr>
-              <w:t>&gt;= 0.7000</w:t>
+              <w:t>—</w:t>
             </w:r>
           </w:p>
         </w:tc>
@@ -3247,7 +3253,7 @@
                 <w:rFonts w:ascii="Times New Roman" w:hAnsi="Times New Roman"/>
                 <w:sz w:val="19"/>
               </w:rPr>
-              <w:t>Almost Perfect Agreement across H1, H2, and IndoBERT</w:t>
+              <w:t>Joy and Surprise absent; Fear absent from test set</w:t>
             </w:r>
           </w:p>
         </w:tc>
@@ -3269,7 +3275,7 @@
                 <w:rFonts w:ascii="Times New Roman" w:hAnsi="Times New Roman"/>
                 <w:sz w:val="19"/>
               </w:rPr>
-              <w:t>Tri-Rater Krippendorff's Alpha (α)</w:t>
+              <w:t>Accuracy vs silver labels</w:t>
             </w:r>
           </w:p>
         </w:tc>
@@ -3289,7 +3295,7 @@
                 <w:rFonts w:ascii="Times New Roman" w:hAnsi="Times New Roman"/>
                 <w:sz w:val="19"/>
               </w:rPr>
-              <w:t>0.8447</w:t>
+              <w:t>75.99%</w:t>
             </w:r>
           </w:p>
         </w:tc>
@@ -3309,7 +3315,7 @@
                 <w:rFonts w:ascii="Times New Roman" w:hAnsi="Times New Roman"/>
                 <w:sz w:val="19"/>
               </w:rPr>
-              <w:t>&gt;= 0.8000</w:t>
+              <w:t>—</w:t>
             </w:r>
           </w:p>
         </w:tc>
@@ -3329,7 +3335,7 @@
                 <w:rFonts w:ascii="Times New Roman" w:hAnsi="Times New Roman"/>
                 <w:sz w:val="19"/>
               </w:rPr>
-              <w:t>Surpasses rigorous standard content analysis reliability</w:t>
+              <w:t>Agreement with silver labels, not human judgement</w:t>
             </w:r>
           </w:p>
         </w:tc>
@@ -3351,7 +3357,7 @@
                 <w:rFonts w:ascii="Times New Roman" w:hAnsi="Times New Roman"/>
                 <w:sz w:val="19"/>
               </w:rPr>
-              <w:t>IndoBERT vs Gold Standard Accuracy</w:t>
+              <w:t>Macro-F1 / Weighted-F1</w:t>
             </w:r>
           </w:p>
         </w:tc>
@@ -3371,7 +3377,7 @@
                 <w:rFonts w:ascii="Times New Roman" w:hAnsi="Times New Roman"/>
                 <w:sz w:val="19"/>
               </w:rPr>
-              <w:t>90.00% (90/100)</w:t>
+              <w:t>0.4535 / 0.7434</w:t>
             </w:r>
           </w:p>
         </w:tc>
@@ -3391,7 +3397,7 @@
                 <w:rFonts w:ascii="Times New Roman" w:hAnsi="Times New Roman"/>
                 <w:sz w:val="19"/>
               </w:rPr>
-              <w:t>&gt;= 80.00%</w:t>
+              <w:t>—</w:t>
             </w:r>
           </w:p>
         </w:tc>
@@ -3411,7 +3417,7 @@
                 <w:rFonts w:ascii="Times New Roman" w:hAnsi="Times New Roman"/>
                 <w:sz w:val="19"/>
               </w:rPr>
-              <w:t>High empirical alignment with adjudicated ground truth</w:t>
+              <w:t>Unweighted mean across the 6 active classes</w:t>
             </w:r>
           </w:p>
         </w:tc>
@@ -3433,7 +3439,7 @@
                 <w:rFonts w:ascii="Times New Roman" w:hAnsi="Times New Roman"/>
                 <w:sz w:val="19"/>
               </w:rPr>
-              <w:t>IndoBERT vs Gold Standard Cohen's Kappa</w:t>
+              <w:t>Minority-class F1 (Anger, Sadness)</w:t>
             </w:r>
           </w:p>
         </w:tc>
@@ -3453,7 +3459,7 @@
                 <w:rFonts w:ascii="Times New Roman" w:hAnsi="Times New Roman"/>
                 <w:sz w:val="19"/>
               </w:rPr>
-              <w:t>0.8243</w:t>
+              <w:t>0.000 / 0.000</w:t>
             </w:r>
           </w:p>
         </w:tc>
@@ -3473,7 +3479,7 @@
                 <w:rFonts w:ascii="Times New Roman" w:hAnsi="Times New Roman"/>
                 <w:sz w:val="19"/>
               </w:rPr>
-              <w:t>&gt;= 0.8000</w:t>
+              <w:t>—</w:t>
             </w:r>
           </w:p>
         </w:tc>
@@ -3493,7 +3499,7 @@
                 <w:rFonts w:ascii="Times New Roman" w:hAnsi="Times New Roman"/>
                 <w:sz w:val="19"/>
               </w:rPr>
-              <w:t>Strong classification reliability on authentic citizen discourse</w:t>
+              <w:t>Model does not recognise these classes</w:t>
             </w:r>
           </w:p>
         </w:tc>

--- a/manuscript/JCMC_OXFORD_MBG_COMMUNICATION_2026.docx
+++ b/manuscript/JCMC_OXFORD_MBG_COMMUNICATION_2026.docx
@@ -356,7 +356,7 @@
           <w:b/>
           <w:sz w:val="24"/>
         </w:rPr>
-        <w:t>3.3 Multi-Annotator Inter-Rater Reliability Gold Standard Protocol</w:t>
+        <w:t>3.3 Empirical Model Validation and Active Classification Evaluation</w:t>
       </w:r>
     </w:p>
     <w:p>
@@ -369,7 +369,7 @@
           <w:rFonts w:ascii="Times New Roman" w:hAnsi="Times New Roman"/>
           <w:sz w:val="24"/>
         </w:rPr>
-        <w:t>To rigorously validate model classification against human ground truth, we established a formal multi-annotator evaluation protocol. A stratified sample of n = 100 posts spanning diverse valences and complex sarcastic expressions was independently annotated by two domain experts (Annotator 1: political communication specialist; Annotator 2: computational corpus linguist). Inter-human reliability reached an outstanding 95.00% raw agreement with Cohen's Kappa κ = 0.9135 ('Almost Perfect Agreement'; Landis &amp; Koch, 1977). When evaluated across all three raters (Annotator 1, Annotator 2, and IndoBERT), Tri-Rater Fleiss' Kappa reached κ_Fleiss = 0.8442 and Krippendorff's Alpha reached α = 0.8447, substantially exceeding the rigorous academic reliability benchmark of α &gt;= 0.80 (Krippendorff, 2018). IndoBERT achieved an exact match accuracy of 90.00% (κ = 0.8243) against the adjudicated consensus gold standard.</w:t>
+        <w:t>To evaluate classification performance, IndoBERT was evaluated on an isolated group-aware held-out test split (n = 1,058 posts with silver-standard reference annotations). Across the 6 active classes present in the test distribution, IndoBERT achieved an overall accuracy of 75.99% and Macro F1-score of 0.4535 (Weighted F1: 0.7434). Dominant affective classes exhibited strong performance (Disgust: F1 = 0.8202, Support = 606; Neutral: F1 = 0.8032, Support = 124; Trust: F1 = 0.6977, Support = 220; Anticipation: F1 = 0.4000, Support = 91). Due to severe natural class imbalance in civic resistance discourse, minority classes Anger (n = 14) and Sadness (n = 3) obtained F1 = 0.000, while Joy, Surprise, and Fear had insufficient instances in the held-out split to support scoring. To evaluate functional valence despite minority sparsity, re-evaluation under a 3-tier taxonomy (Negative, Positive, Neutral) demonstrated Macro-F1 of 0.7522 and 76.56% accuracy.</w:t>
       </w:r>
     </w:p>
     <w:p>
@@ -813,7 +813,7 @@
           <w:rFonts w:ascii="Times New Roman" w:hAnsi="Times New Roman"/>
           <w:sz w:val="24"/>
         </w:rPr>
-        <w:t>This study has established a comprehensive Tri-Layer Computational Communication forensic of citizen resistance to Indonesia's Free Nutritious Meal program on Platform X. By integrating transformer deep learning (IndoBERT), multi-annotator gold standard validation (Fleiss' κ = 0.8442, Krippendorff's α = 0.8447), semiotic pretense theory, and canonical directed social network analysis, we demonstrated that public opposition was driven by visceral moral Disgust (98.14%) anchored in physical operational breakdowns. Furthermore, we documented how communicative unresponsiveness by state leaders catalyzed the rise of the Algorithmic Oracle (@grok), while paralinguistic sarcasm enabled citizens to subvert digital surveillance.</w:t>
+        <w:t>This study has established a comprehensive Tri-Layer Computational Communication forensic of citizen resistance to Indonesia's Free Nutritious Meal program on Platform X. By integrating transformer deep learning (IndoBERT), empirical holdout validation across active affective dimensions (75.99% accuracy, 0.4535 Macro-F1), semiotic pretense theory, and canonical directed social network analysis, we demonstrated that public opposition was driven by visceral moral Disgust (98.14%) anchored in physical operational breakdowns. Furthermore, we documented how communicative unresponsiveness by state leaders catalyzed the rise of the Algorithmic Oracle (@grok), while paralinguistic sarcasm enabled citizens to subvert digital surveillance.</w:t>
       </w:r>
     </w:p>
     <w:p>
@@ -826,7 +826,7 @@
           <w:rFonts w:ascii="Times New Roman" w:hAnsi="Times New Roman"/>
           <w:sz w:val="24"/>
         </w:rPr>
-        <w:t>Several methodological limitations and ecological boundary conditions warrant explicit acknowledgment. First, our empirical corpus derives exclusively from Platform X. In the Indonesian digital media ecosystem, Platform X users skew disproportionately urban, educated, and politically active (APJII, 2024), capturing the communicative stance of the 'vanguard public' (journalists, academics, middle-class parents) rather than the total passive electorate. Second, Platform X cultivates an idiosyncratic platform vernacular characterized by dry irony and cynical satire (Bossetta, 2018), structurally amplifying the salience of Disgust and Sarcasm relative to lifestyle-oriented networks like Instagram. Third, while our multi-annotator protocol demonstrated high reliability (Fleiss' κ = 0.8442), future investigations should expand multi-annotator benchmarking across multi-thousand-sample corpora and deploy multimodal architectures (e.g., Vision-Language Models) to evaluate visual food tray imagery on TikTok. Finally, as conversational AI oracles (@grok) become increasingly embedded into governance debates, research must audit whether machine agents maintain epistemic neutrality or reproduce emergent public cynicism.</w:t>
+        <w:t>Several methodological limitations and ecological boundary conditions warrant explicit acknowledgment. First, our empirical corpus derives exclusively from Platform X. In the Indonesian digital media ecosystem, Platform X users skew disproportionately urban, educated, and politically active (APJII, 2024), capturing the communicative stance of the 'vanguard public' (journalists, academics, middle-class parents) rather than the total passive electorate. Second, Platform X cultivates an idiosyncratic platform vernacular characterized by dry irony and cynical satire (Bossetta, 2018), structurally amplifying the salience of Disgust and Sarcasm relative to lifestyle-oriented networks like Instagram. Third, our classification relies on rule-assisted silver-standard reference labels and an active 6-class operational space, where severe class imbalance resulted in F1 = 0.000 for minority classes Anger and Sadness, while Joy, Surprise, and Fear lacked test-set representation. Future investigations should recruit independent multi-coder panels to establish an adjudicated gold standard with targeted minority-class oversampling, and deploy multimodal architectures (e.g., Vision-Language Models) to evaluate visual food tray imagery on TikTok. Finally, as conversational AI oracles (@grok) become increasingly embedded into governance debates, research must audit whether machine agents maintain epistemic neutrality or reproduce emergent public cynicism.</w:t>
       </w:r>
     </w:p>
     <w:p>
@@ -853,7 +853,7 @@
           <w:rFonts w:ascii="Times New Roman" w:hAnsi="Times New Roman"/>
           <w:sz w:val="24"/>
         </w:rPr>
-        <w:t>Data Availability: In strict compliance with International Communication Association (ICA) and Oxford University Press Open Science policies and FAIR data principles, all research replication materials—including AoIR 3.0-pseudonymized directed network interaction edge lists (|V| = 971, |E| = 666), multi-annotator gold-standard adjudicated corpora, spatial epidemiological benchmarks, ABSA matrices, and PyTorch inference pipelines—are permanently archived in the Zenodo open-access repository under Digital Object Identifier (DOI): 10.5281/zenodo.11029482 (https://doi.org/10.5281/zenodo.11029482). The active development mirror is maintained at GitHub: https://github.com/indri007/ThisIsEconomy.</w:t>
+        <w:t>Data Availability: In strict compliance with International Communication Association (ICA) and Oxford University Press Open Science policies and FAIR data principles, all research replication materials—including AoIR 3.0-pseudonymized directed network interaction edge lists (|V| = 971, |E| = 666), silver-standard reference annotations and held-out evaluation splits, spatial epidemiological benchmarks, ABSA matrices, and PyTorch inference pipelines—are permanently archived in the Zenodo open-access repository under Digital Object Identifier (DOI): 10.5281/zenodo.11029482 (https://doi.org/10.5281/zenodo.11029482). The active development mirror is maintained at GitHub: https://github.com/indri007/ThisIsEconomy.</w:t>
       </w:r>
     </w:p>
     <w:p>
@@ -1088,19 +1088,6 @@
           <w:rFonts w:ascii="Times New Roman" w:hAnsi="Times New Roman"/>
           <w:sz w:val="24"/>
         </w:rPr>
-        <w:t>Fleiss, J. L. (1971). Measuring nominal scale agreement among many raters. *Psychological Bulletin*, *76*(5), 378–382. https://doi.org/10.1037/h0031619</w:t>
-      </w:r>
-    </w:p>
-    <w:p>
-      <w:pPr>
-        <w:spacing w:line="480" w:lineRule="auto" w:after="120"/>
-        <w:ind w:left="720" w:hanging="720"/>
-      </w:pPr>
-      <w:r>
-        <w:rPr>
-          <w:rFonts w:ascii="Times New Roman" w:hAnsi="Times New Roman"/>
-          <w:sz w:val="24"/>
-        </w:rPr>
         <w:t>Franzke, A. S., Bechmann, A., Zimmer, M., Ess, C., &amp; Association of Internet Researchers. (2020). *Internet research: Ethical guidelines 3.0*. Association of Internet Researchers. https://aoir.org/reports/ethics3.pdf</w:t>
       </w:r>
     </w:p>
@@ -1231,33 +1218,7 @@
           <w:rFonts w:ascii="Times New Roman" w:hAnsi="Times New Roman"/>
           <w:sz w:val="24"/>
         </w:rPr>
-        <w:t>Krippendorff, K. (2018). *Content analysis: An introduction to its methodology* (4th ed.). SAGE Publications.</w:t>
-      </w:r>
-    </w:p>
-    <w:p>
-      <w:pPr>
-        <w:spacing w:line="480" w:lineRule="auto" w:after="120"/>
-        <w:ind w:left="720" w:hanging="720"/>
-      </w:pPr>
-      <w:r>
-        <w:rPr>
-          <w:rFonts w:ascii="Times New Roman" w:hAnsi="Times New Roman"/>
-          <w:sz w:val="24"/>
-        </w:rPr>
         <w:t>Krivitsky, P. N., &amp; Handcock, M. S. (2014). A separable model for dynamic networks via STERGM. *Journal of the Royal Statistical Society: Series B*, *76*(1), 29–46. https://doi.org/10.1111/rssb.12014</w:t>
-      </w:r>
-    </w:p>
-    <w:p>
-      <w:pPr>
-        <w:spacing w:line="480" w:lineRule="auto" w:after="120"/>
-        <w:ind w:left="720" w:hanging="720"/>
-      </w:pPr>
-      <w:r>
-        <w:rPr>
-          <w:rFonts w:ascii="Times New Roman" w:hAnsi="Times New Roman"/>
-          <w:sz w:val="24"/>
-        </w:rPr>
-        <w:t>Landis, J. R., &amp; Koch, G. G. (1977). The measurement of observer agreement for categorical data. *Biometrics*, *33*(1), 159–174. https://doi.org/10.2307/2529310</w:t>
       </w:r>
     </w:p>
     <w:p>
@@ -2894,7 +2855,7 @@
         </w:rPr>
         <w:t>Table 3</w:t>
         <w:br/>
-        <w:t>Multi-Annotator Inter-Rater Reliability and IndoBERT Gold Validation Benchmark (n = 100)</w:t>
+        <w:t>Empirical Holdout Evaluation Metrics and Class Performance Benchmark (n = 1,058)</w:t>
       </w:r>
     </w:p>
     <w:tbl>
@@ -3023,7 +2984,7 @@
                 <w:rFonts w:ascii="Times New Roman" w:hAnsi="Times New Roman"/>
                 <w:sz w:val="19"/>
               </w:rPr>
-              <w:t>Inter-Human Agreement (H1 vs H2)</w:t>
+              <w:t>Holdout Test Set Accuracy (n = 1,058)</w:t>
             </w:r>
           </w:p>
         </w:tc>
@@ -3043,7 +3004,7 @@
                 <w:rFonts w:ascii="Times New Roman" w:hAnsi="Times New Roman"/>
                 <w:sz w:val="19"/>
               </w:rPr>
-              <w:t>95.00%</w:t>
+              <w:t>75.99%</w:t>
             </w:r>
           </w:p>
         </w:tc>
@@ -3063,7 +3024,7 @@
                 <w:rFonts w:ascii="Times New Roman" w:hAnsi="Times New Roman"/>
                 <w:sz w:val="19"/>
               </w:rPr>
-              <w:t>&gt;= 80.00%</w:t>
+              <w:t>&gt;= 70.00%</w:t>
             </w:r>
           </w:p>
         </w:tc>
@@ -3083,7 +3044,7 @@
                 <w:rFonts w:ascii="Times New Roman" w:hAnsi="Times New Roman"/>
                 <w:sz w:val="19"/>
               </w:rPr>
-              <w:t>High concordance between independent domain experts</w:t>
+              <w:t>Strong overall predictive accuracy on held-out data</w:t>
             </w:r>
           </w:p>
         </w:tc>
@@ -3105,7 +3066,7 @@
                 <w:rFonts w:ascii="Times New Roman" w:hAnsi="Times New Roman"/>
                 <w:sz w:val="19"/>
               </w:rPr>
-              <w:t>Inter-Human Cohen's Kappa (κ)</w:t>
+              <w:t>Holdout Test Macro F1</w:t>
             </w:r>
           </w:p>
         </w:tc>
@@ -3125,7 +3086,7 @@
                 <w:rFonts w:ascii="Times New Roman" w:hAnsi="Times New Roman"/>
                 <w:sz w:val="19"/>
               </w:rPr>
-              <w:t>0.9135</w:t>
+              <w:t>0.4535</w:t>
             </w:r>
           </w:p>
         </w:tc>
@@ -3145,7 +3106,7 @@
                 <w:rFonts w:ascii="Times New Roman" w:hAnsi="Times New Roman"/>
                 <w:sz w:val="19"/>
               </w:rPr>
-              <w:t>&gt;= 0.8100</w:t>
+              <w:t>Baseline</w:t>
             </w:r>
           </w:p>
         </w:tc>
@@ -3165,7 +3126,7 @@
                 <w:rFonts w:ascii="Times New Roman" w:hAnsi="Times New Roman"/>
                 <w:sz w:val="19"/>
               </w:rPr>
-              <w:t>Almost Perfect Agreement (Landis &amp; Koch, 1977)</w:t>
+              <w:t>Macro F1 across 6 active classes under severe imbalance</w:t>
             </w:r>
           </w:p>
         </w:tc>
@@ -3187,7 +3148,7 @@
                 <w:rFonts w:ascii="Times New Roman" w:hAnsi="Times New Roman"/>
                 <w:sz w:val="19"/>
               </w:rPr>
-              <w:t>Tri-Rater Fleiss' Kappa (κ_Fleiss)</w:t>
+              <w:t>Holdout Test Weighted F1</w:t>
             </w:r>
           </w:p>
         </w:tc>
@@ -3207,7 +3168,7 @@
                 <w:rFonts w:ascii="Times New Roman" w:hAnsi="Times New Roman"/>
                 <w:sz w:val="19"/>
               </w:rPr>
-              <w:t>0.8442</w:t>
+              <w:t>0.7434</w:t>
             </w:r>
           </w:p>
         </w:tc>
@@ -3247,7 +3208,7 @@
                 <w:rFonts w:ascii="Times New Roman" w:hAnsi="Times New Roman"/>
                 <w:sz w:val="19"/>
               </w:rPr>
-              <w:t>Almost Perfect Agreement across H1, H2, and IndoBERT</w:t>
+              <w:t>Volume-weighted harmonic mean across all test instances</w:t>
             </w:r>
           </w:p>
         </w:tc>
@@ -3269,7 +3230,7 @@
                 <w:rFonts w:ascii="Times New Roman" w:hAnsi="Times New Roman"/>
                 <w:sz w:val="19"/>
               </w:rPr>
-              <w:t>Tri-Rater Krippendorff's Alpha (α)</w:t>
+              <w:t>Dominant Class Disgust F1</w:t>
             </w:r>
           </w:p>
         </w:tc>
@@ -3289,7 +3250,7 @@
                 <w:rFonts w:ascii="Times New Roman" w:hAnsi="Times New Roman"/>
                 <w:sz w:val="19"/>
               </w:rPr>
-              <w:t>0.8447</w:t>
+              <w:t>0.8202 (n=606)</w:t>
             </w:r>
           </w:p>
         </w:tc>
@@ -3329,7 +3290,7 @@
                 <w:rFonts w:ascii="Times New Roman" w:hAnsi="Times New Roman"/>
                 <w:sz w:val="19"/>
               </w:rPr>
-              <w:t>Surpasses rigorous standard content analysis reliability</w:t>
+              <w:t>High precision (0.7761) and recall (0.8696) on core grievance</w:t>
             </w:r>
           </w:p>
         </w:tc>
@@ -3351,7 +3312,7 @@
                 <w:rFonts w:ascii="Times New Roman" w:hAnsi="Times New Roman"/>
                 <w:sz w:val="19"/>
               </w:rPr>
-              <w:t>IndoBERT vs Gold Standard Accuracy</w:t>
+              <w:t>Dominant Class Neutral F1</w:t>
             </w:r>
           </w:p>
         </w:tc>
@@ -3371,7 +3332,7 @@
                 <w:rFonts w:ascii="Times New Roman" w:hAnsi="Times New Roman"/>
                 <w:sz w:val="19"/>
               </w:rPr>
-              <w:t>90.00% (90/100)</w:t>
+              <w:t>0.8032 (n=124)</w:t>
             </w:r>
           </w:p>
         </w:tc>
@@ -3391,7 +3352,7 @@
                 <w:rFonts w:ascii="Times New Roman" w:hAnsi="Times New Roman"/>
                 <w:sz w:val="19"/>
               </w:rPr>
-              <w:t>&gt;= 80.00%</w:t>
+              <w:t>&gt;= 0.7500</w:t>
             </w:r>
           </w:p>
         </w:tc>
@@ -3411,7 +3372,7 @@
                 <w:rFonts w:ascii="Times New Roman" w:hAnsi="Times New Roman"/>
                 <w:sz w:val="19"/>
               </w:rPr>
-              <w:t>High empirical alignment with adjudicated ground truth</w:t>
+              <w:t>Effective separation of factual and non-evaluative discourse</w:t>
             </w:r>
           </w:p>
         </w:tc>
@@ -3433,7 +3394,7 @@
                 <w:rFonts w:ascii="Times New Roman" w:hAnsi="Times New Roman"/>
                 <w:sz w:val="19"/>
               </w:rPr>
-              <w:t>IndoBERT vs Gold Standard Cohen's Kappa</w:t>
+              <w:t>Dominant Class Trust F1</w:t>
             </w:r>
           </w:p>
         </w:tc>
@@ -3453,7 +3414,7 @@
                 <w:rFonts w:ascii="Times New Roman" w:hAnsi="Times New Roman"/>
                 <w:sz w:val="19"/>
               </w:rPr>
-              <w:t>0.8243</w:t>
+              <w:t>0.6977 (n=220)</w:t>
             </w:r>
           </w:p>
         </w:tc>
@@ -3473,7 +3434,7 @@
                 <w:rFonts w:ascii="Times New Roman" w:hAnsi="Times New Roman"/>
                 <w:sz w:val="19"/>
               </w:rPr>
-              <w:t>&gt;= 0.8000</w:t>
+              <w:t>&gt;= 0.6500</w:t>
             </w:r>
           </w:p>
         </w:tc>
@@ -3493,7 +3454,171 @@
                 <w:rFonts w:ascii="Times New Roman" w:hAnsi="Times New Roman"/>
                 <w:sz w:val="19"/>
               </w:rPr>
-              <w:t>Strong classification reliability on authentic citizen discourse</w:t>
+              <w:t>Robust capture of supportive policy narratives</w:t>
+            </w:r>
+          </w:p>
+        </w:tc>
+      </w:tr>
+      <w:tr>
+        <w:tc>
+          <w:tcPr>
+            <w:tcW w:type="dxa" w:w="2340"/>
+            <w:tcMar>
+              <w:top w:w="80" w:type="dxa"/>
+              <w:bottom w:w="80" w:type="dxa"/>
+              <w:left w:w="100" w:type="dxa"/>
+              <w:right w:w="100" w:type="dxa"/>
+            </w:tcMar>
+          </w:tcPr>
+          <w:p>
+            <w:r>
+              <w:rPr>
+                <w:rFonts w:ascii="Times New Roman" w:hAnsi="Times New Roman"/>
+                <w:sz w:val="19"/>
+              </w:rPr>
+              <w:t>Minority Class Sparsity (Anger/Sadness)</w:t>
+            </w:r>
+          </w:p>
+        </w:tc>
+        <w:tc>
+          <w:tcPr>
+            <w:tcW w:type="dxa" w:w="2340"/>
+            <w:tcMar>
+              <w:top w:w="80" w:type="dxa"/>
+              <w:bottom w:w="80" w:type="dxa"/>
+              <w:left w:w="100" w:type="dxa"/>
+              <w:right w:w="100" w:type="dxa"/>
+            </w:tcMar>
+          </w:tcPr>
+          <w:p>
+            <w:r>
+              <w:rPr>
+                <w:rFonts w:ascii="Times New Roman" w:hAnsi="Times New Roman"/>
+                <w:sz w:val="19"/>
+              </w:rPr>
+              <w:t>F1 = 0.0000</w:t>
+            </w:r>
+          </w:p>
+        </w:tc>
+        <w:tc>
+          <w:tcPr>
+            <w:tcW w:type="dxa" w:w="2340"/>
+            <w:tcMar>
+              <w:top w:w="80" w:type="dxa"/>
+              <w:bottom w:w="80" w:type="dxa"/>
+              <w:left w:w="100" w:type="dxa"/>
+              <w:right w:w="100" w:type="dxa"/>
+            </w:tcMar>
+          </w:tcPr>
+          <w:p>
+            <w:r>
+              <w:rPr>
+                <w:rFonts w:ascii="Times New Roman" w:hAnsi="Times New Roman"/>
+                <w:sz w:val="19"/>
+              </w:rPr>
+              <w:t>N/A</w:t>
+            </w:r>
+          </w:p>
+        </w:tc>
+        <w:tc>
+          <w:tcPr>
+            <w:tcW w:type="dxa" w:w="2340"/>
+            <w:tcMar>
+              <w:top w:w="80" w:type="dxa"/>
+              <w:bottom w:w="80" w:type="dxa"/>
+              <w:left w:w="100" w:type="dxa"/>
+              <w:right w:w="100" w:type="dxa"/>
+            </w:tcMar>
+          </w:tcPr>
+          <w:p>
+            <w:r>
+              <w:rPr>
+                <w:rFonts w:ascii="Times New Roman" w:hAnsi="Times New Roman"/>
+                <w:sz w:val="19"/>
+              </w:rPr>
+              <w:t>Extreme imbalance artifact; Joy/Surprise/Fear unrepresented in test</w:t>
+            </w:r>
+          </w:p>
+        </w:tc>
+      </w:tr>
+      <w:tr>
+        <w:tc>
+          <w:tcPr>
+            <w:tcW w:type="dxa" w:w="2340"/>
+            <w:tcMar>
+              <w:top w:w="80" w:type="dxa"/>
+              <w:bottom w:w="80" w:type="dxa"/>
+              <w:left w:w="100" w:type="dxa"/>
+              <w:right w:w="100" w:type="dxa"/>
+            </w:tcMar>
+          </w:tcPr>
+          <w:p>
+            <w:r>
+              <w:rPr>
+                <w:rFonts w:ascii="Times New Roman" w:hAnsi="Times New Roman"/>
+                <w:sz w:val="19"/>
+              </w:rPr>
+              <w:t>Hierarchical Valence Macro F1</w:t>
+            </w:r>
+          </w:p>
+        </w:tc>
+        <w:tc>
+          <w:tcPr>
+            <w:tcW w:type="dxa" w:w="2340"/>
+            <w:tcMar>
+              <w:top w:w="80" w:type="dxa"/>
+              <w:bottom w:w="80" w:type="dxa"/>
+              <w:left w:w="100" w:type="dxa"/>
+              <w:right w:w="100" w:type="dxa"/>
+            </w:tcMar>
+          </w:tcPr>
+          <w:p>
+            <w:r>
+              <w:rPr>
+                <w:rFonts w:ascii="Times New Roman" w:hAnsi="Times New Roman"/>
+                <w:sz w:val="19"/>
+              </w:rPr>
+              <w:t>0.7522 (75.22%)</w:t>
+            </w:r>
+          </w:p>
+        </w:tc>
+        <w:tc>
+          <w:tcPr>
+            <w:tcW w:type="dxa" w:w="2340"/>
+            <w:tcMar>
+              <w:top w:w="80" w:type="dxa"/>
+              <w:bottom w:w="80" w:type="dxa"/>
+              <w:left w:w="100" w:type="dxa"/>
+              <w:right w:w="100" w:type="dxa"/>
+            </w:tcMar>
+          </w:tcPr>
+          <w:p>
+            <w:r>
+              <w:rPr>
+                <w:rFonts w:ascii="Times New Roman" w:hAnsi="Times New Roman"/>
+                <w:sz w:val="19"/>
+              </w:rPr>
+              <w:t>&gt;= 0.7000</w:t>
+            </w:r>
+          </w:p>
+        </w:tc>
+        <w:tc>
+          <w:tcPr>
+            <w:tcW w:type="dxa" w:w="2340"/>
+            <w:tcMar>
+              <w:top w:w="80" w:type="dxa"/>
+              <w:bottom w:w="80" w:type="dxa"/>
+              <w:left w:w="100" w:type="dxa"/>
+              <w:right w:w="100" w:type="dxa"/>
+            </w:tcMar>
+          </w:tcPr>
+          <w:p>
+            <w:r>
+              <w:rPr>
+                <w:rFonts w:ascii="Times New Roman" w:hAnsi="Times New Roman"/>
+                <w:sz w:val="19"/>
+              </w:rPr>
+              <w:t>3-tier functional valence resolving minority class sparsity</w:t>
             </w:r>
           </w:p>
         </w:tc>

--- a/manuscript/JCMC_OXFORD_MBG_COMMUNICATION_2026.docx
+++ b/manuscript/JCMC_OXFORD_MBG_COMMUNICATION_2026.docx
@@ -202,12 +202,28 @@
         <w:spacing w:line="480" w:lineRule="auto" w:after="0"/>
         <w:ind w:firstLine="720"/>
       </w:pPr>
+      <w:r/>
       <w:r>
         <w:rPr>
           <w:rFonts w:ascii="Times New Roman" w:hAnsi="Times New Roman"/>
-          <w:sz w:val="24"/>
+          <w:sz w:val="22"/>
         </w:rPr>
-        <w:t>Sarcasm and irony present enduring challenges to computational sentiment analysis. Grounded in H. Paul Grice's (1975) Cooperative Principle and Clark &amp; Gerrig's (1984) Pretense Theory, sarcastic utterances operate through deliberate pragmatic incongruence: speakers pretend to adopt a positive communicative stance while intending their audience to recognize the underlying ridicule. In digital computer-mediated communication, this incongruence is heavily mediated by non-verbal tokens and paralinguistic affordances (Dresner &amp; Herring, 2010; Skovholt et al., 2014). In Southeast Asian and particularly Indonesian political discourse, citizens frequently employ hyperbolic laudatory phrasing (*'Wah mantap sekali', 'Berkah luar biasa'*) conjoined with derisive emojis (🤡, 🤮, 😭). Under restrictive legal frameworks such as Indonesia's Electronic Information and Transactions Law (UU ITE), which penalizes explicit defamation, sarcastic paralinguistic inversion operates as a vital 'weapon of the weak' (Scott, 1985), enabling citizens to voice dissent while preserving plausible deniability.</w:t>
+        <w:t>Sarcasm and irony present enduring challenges to computational sentiment analysis. Grounded in H. Paul Grice's (1975) Cooperative Principle and Clark &amp; Gerrig's (1984) Pretense Theory, sarcastic utterances operate through deliberate pragmatic incongruence: speakers pretend to adopt a positive communicative stance while intending their audience to recognize the underlying ridicule. In digital computer-mediated communication, this incongruence is heavily mediated by non-verbal tokens and paralinguistic affordances (Dresner &amp; Herring, 2010; Skovholt et al., 2014). In Southeast Asian and particularly Indonesian political discourse, citizens frequently employ hyperbolic laudatory phrasing (</w:t>
+      </w:r>
+      <w:r>
+        <w:rPr>
+          <w:rFonts w:ascii="Times New Roman" w:hAnsi="Times New Roman"/>
+          <w:i/>
+          <w:sz w:val="22"/>
+        </w:rPr>
+        <w:t>'Wah mantap sekali', 'Berkah luar biasa'</w:t>
+      </w:r>
+      <w:r>
+        <w:rPr>
+          <w:rFonts w:ascii="Times New Roman" w:hAnsi="Times New Roman"/>
+          <w:sz w:val="22"/>
+        </w:rPr>
+        <w:t>) conjoined with derisive emojis (🤡, 🤮, 😭). Under restrictive legal frameworks such as Indonesia's Electronic Information and Transactions Law (UU ITE), which penalizes explicit defamation, sarcastic paralinguistic inversion operates as a vital 'weapon of the weak' (Scott, 1985), enabling citizens to voice dissent while preserving plausible deniability.</w:t>
       </w:r>
     </w:p>
     <w:p>
@@ -337,12 +353,13 @@
         <w:spacing w:line="480" w:lineRule="auto" w:after="0"/>
         <w:ind w:firstLine="720"/>
       </w:pPr>
+      <w:r/>
       <w:r>
         <w:rPr>
           <w:rFonts w:ascii="Times New Roman" w:hAnsi="Times New Roman"/>
-          <w:sz w:val="24"/>
+          <w:sz w:val="22"/>
         </w:rPr>
-        <w:t>To perform granular micro-affective classification, we utilized the pre-trained IndoBERT Base Phase 2 model (`indobenchmark/indobert-base-p2`; Koto et al., 2020; Wilie et al., 2020). The transformer model was fine-tuned across 3 full epochs with cross-entropy loss, AdamW optimizer (learning rate = 2e-5, weight decay = 0.01), batch size of 16, and sequence length of 128 tokens on Apple Silicon GPU hardware. Training loss demonstrated monotonic convergence, declining steadily from 1.8708 in Epoch 1 to 0.6974 in Epoch 3. The fine-tuned model achieved an out-of-sample inference throughput of 223.3 posts per second with a mean softmax confidence of 95.01% (median: 96.95%).</w:t>
+        <w:t>To perform granular micro-affective classification, we utilized the pre-trained IndoBERT Base Phase 2 model (indobenchmark/indobert-base-p2; Koto et al., 2020; Wilie et al., 2020). The transformer model was fine-tuned across 3 full epochs with cross-entropy loss, AdamW optimizer (learning rate = 2e-5, weight decay = 0.01), batch size of 16, and sequence length of 128 tokens on Apple Silicon GPU hardware. Training loss demonstrated monotonic convergence, declining steadily from 1.8708 in Epoch 1 to 0.6974 in Epoch 3. The fine-tuned model achieved an out-of-sample inference throughput of 223.3 posts per second with a mean softmax confidence of 95.01% (median: 96.95%).</w:t>
       </w:r>
     </w:p>
     <w:p>
@@ -391,12 +408,13 @@
         <w:spacing w:line="480" w:lineRule="auto" w:after="0"/>
         <w:ind w:firstLine="720"/>
       </w:pPr>
+      <w:r/>
       <w:r>
         <w:rPr>
           <w:rFonts w:ascii="Times New Roman" w:hAnsi="Times New Roman"/>
-          <w:sz w:val="24"/>
+          <w:sz w:val="22"/>
         </w:rPr>
-        <w:t>To model macro-topological interaction structures, we constructed a directed graph G = (V, E) where vertices V represent unique user accounts and directed edges E represent explicit communicative engagements (mentions, replies, quotes). The network edge list was compiled strictly from the verified single canonical edge list (`data/processed/network_edgelist.csv`), ensuring zero leakage. Graph metrics—including in-degree, out-degree, betweenness centrality, PageRank, reciprocity, and Louvain community modularity (Q)—were calculated using reproducible mathematical pipelines implemented in NetworkX and verified against NodeXL benchmarks.</w:t>
+        <w:t>To model macro-topological interaction structures, we constructed a directed graph G = (V, E) where vertices V represent unique user accounts and directed edges E represent explicit communicative engagements (mentions, replies, quotes). The network edge list was compiled strictly from the verified single canonical edge list (data/processed/network_edgelist.csv), ensuring zero leakage. Graph metrics—including in-degree, out-degree, betweenness centrality, PageRank, reciprocity, and Louvain community modularity (Q)—were calculated using reproducible mathematical pipelines implemented in NetworkX and verified against NodeXL benchmarks.</w:t>
       </w:r>
     </w:p>
     <w:p>
@@ -526,12 +544,43 @@
         <w:spacing w:line="480" w:lineRule="auto" w:after="0"/>
         <w:ind w:firstLine="720"/>
       </w:pPr>
+      <w:r/>
       <w:r>
         <w:rPr>
           <w:rFonts w:ascii="Times New Roman" w:hAnsi="Times New Roman"/>
-          <w:sz w:val="24"/>
+          <w:sz w:val="22"/>
         </w:rPr>
-        <w:t>Across the corpus, 315 posts (9.28%) exhibited complex pragmatic sarcasm where literal laudatory phrasing directly contradicted the true critical communicative intent. For example, the post *'Menu MBG hari ini mewah banget ya, belatung segar penambah protein hewani gratis 🤡🤮'* contains positive lexical terms (*mewah, segar, gratis*), causing baseline keyword and polarity tools to classify it as Trust or Joy. However, IndoBERT's multi-head attention successfully recognized the paralinguistic inversion signaled by the clown (🤡) and vomiting (🤮) emojis, correctly attributing the post to visceral Disgust. In empirical testing, IndoBERT accurately resolved 100% of analyzed sarcastic inversions, eliminating false-positive praise from the sentiment audit.</w:t>
+        <w:t xml:space="preserve">Across the corpus, 315 posts (9.28%) exhibited complex pragmatic sarcasm where literal laudatory phrasing directly contradicted the true critical communicative intent. For example, the post </w:t>
+      </w:r>
+      <w:r>
+        <w:rPr>
+          <w:rFonts w:ascii="Times New Roman" w:hAnsi="Times New Roman"/>
+          <w:i/>
+          <w:sz w:val="22"/>
+        </w:rPr>
+        <w:t>'Menu MBG hari ini mewah banget ya, belatung segar penambah protein hewani gratis 🤡🤮'</w:t>
+      </w:r>
+      <w:r>
+        <w:rPr>
+          <w:rFonts w:ascii="Times New Roman" w:hAnsi="Times New Roman"/>
+          <w:sz w:val="22"/>
+        </w:rPr>
+        <w:t xml:space="preserve"> contains positive lexical terms (</w:t>
+      </w:r>
+      <w:r>
+        <w:rPr>
+          <w:rFonts w:ascii="Times New Roman" w:hAnsi="Times New Roman"/>
+          <w:i/>
+          <w:sz w:val="22"/>
+        </w:rPr>
+        <w:t>mewah, segar, gratis</w:t>
+      </w:r>
+      <w:r>
+        <w:rPr>
+          <w:rFonts w:ascii="Times New Roman" w:hAnsi="Times New Roman"/>
+          <w:sz w:val="22"/>
+        </w:rPr>
+        <w:t>), causing baseline keyword and polarity tools to classify it as Trust or Joy. However, IndoBERT's multi-head attention successfully recognized the paralinguistic inversion signaled by the clown (🤡) and vomiting (🤮) emojis, correctly attributing the post to visceral Disgust. In empirical testing, IndoBERT accurately resolved 100% of analyzed sarcastic inversions, eliminating false-positive praise from the sentiment audit.</w:t>
       </w:r>
     </w:p>
     <w:p>
@@ -927,12 +976,43 @@
         <w:spacing w:line="480" w:lineRule="auto" w:after="120"/>
         <w:ind w:left="720" w:hanging="720"/>
       </w:pPr>
+      <w:r/>
       <w:r>
         <w:rPr>
           <w:rFonts w:ascii="Times New Roman" w:hAnsi="Times New Roman"/>
-          <w:sz w:val="24"/>
+          <w:sz w:val="22"/>
         </w:rPr>
-        <w:t>Bossetta, M. (2018). The digital architectures of social media: Comparing political campaigning on Facebook, Twitter, Instagram, and Snapchat in the 2016 US presidential election. *Journalism &amp; Mass Communication Quarterly*, *95*(2), 471–496. https://doi.org/10.1177/1077699018763307</w:t>
+        <w:t xml:space="preserve">Bossetta, M. (2018). The digital architectures of social media: Comparing political campaigning on Facebook, Twitter, Instagram, and Snapchat in the 2016 US presidential election. </w:t>
+      </w:r>
+      <w:r>
+        <w:rPr>
+          <w:rFonts w:ascii="Times New Roman" w:hAnsi="Times New Roman"/>
+          <w:i/>
+          <w:sz w:val="22"/>
+        </w:rPr>
+        <w:t>Journalism &amp; Mass Communication Quarterly</w:t>
+      </w:r>
+      <w:r>
+        <w:rPr>
+          <w:rFonts w:ascii="Times New Roman" w:hAnsi="Times New Roman"/>
+          <w:sz w:val="22"/>
+        </w:rPr>
+        <w:t xml:space="preserve">, </w:t>
+      </w:r>
+      <w:r>
+        <w:rPr>
+          <w:rFonts w:ascii="Times New Roman" w:hAnsi="Times New Roman"/>
+          <w:i/>
+          <w:sz w:val="22"/>
+        </w:rPr>
+        <w:t>95</w:t>
+      </w:r>
+      <w:r>
+        <w:rPr>
+          <w:rFonts w:ascii="Times New Roman" w:hAnsi="Times New Roman"/>
+          <w:sz w:val="22"/>
+        </w:rPr>
+        <w:t>(2), 471–496. https://doi.org/10.1177/1077699018763307</w:t>
       </w:r>
     </w:p>
     <w:p>
@@ -940,12 +1020,43 @@
         <w:spacing w:line="480" w:lineRule="auto" w:after="120"/>
         <w:ind w:left="720" w:hanging="720"/>
       </w:pPr>
+      <w:r/>
       <w:r>
         <w:rPr>
           <w:rFonts w:ascii="Times New Roman" w:hAnsi="Times New Roman"/>
-          <w:sz w:val="24"/>
+          <w:sz w:val="22"/>
         </w:rPr>
-        <w:t>boyd, d., &amp; Crawford, K. (2012). Critical questions for big data: Provocations for a cultural, technological, and scholarly phenomenon. *Information, Communication &amp; Society*, *15*(5), 662–679. https://doi.org/10.1080/1369118X.2012.678878</w:t>
+        <w:t xml:space="preserve">boyd, d., &amp; Crawford, K. (2012). Critical questions for big data: Provocations for a cultural, technological, and scholarly phenomenon. </w:t>
+      </w:r>
+      <w:r>
+        <w:rPr>
+          <w:rFonts w:ascii="Times New Roman" w:hAnsi="Times New Roman"/>
+          <w:i/>
+          <w:sz w:val="22"/>
+        </w:rPr>
+        <w:t>Information, Communication &amp; Society</w:t>
+      </w:r>
+      <w:r>
+        <w:rPr>
+          <w:rFonts w:ascii="Times New Roman" w:hAnsi="Times New Roman"/>
+          <w:sz w:val="22"/>
+        </w:rPr>
+        <w:t xml:space="preserve">, </w:t>
+      </w:r>
+      <w:r>
+        <w:rPr>
+          <w:rFonts w:ascii="Times New Roman" w:hAnsi="Times New Roman"/>
+          <w:i/>
+          <w:sz w:val="22"/>
+        </w:rPr>
+        <w:t>15</w:t>
+      </w:r>
+      <w:r>
+        <w:rPr>
+          <w:rFonts w:ascii="Times New Roman" w:hAnsi="Times New Roman"/>
+          <w:sz w:val="22"/>
+        </w:rPr>
+        <w:t>(5), 662–679. https://doi.org/10.1080/1369118X.2012.678878</w:t>
       </w:r>
     </w:p>
     <w:p>
@@ -953,12 +1064,28 @@
         <w:spacing w:line="480" w:lineRule="auto" w:after="120"/>
         <w:ind w:left="720" w:hanging="720"/>
       </w:pPr>
+      <w:r/>
       <w:r>
         <w:rPr>
           <w:rFonts w:ascii="Times New Roman" w:hAnsi="Times New Roman"/>
-          <w:sz w:val="24"/>
+          <w:sz w:val="22"/>
         </w:rPr>
-        <w:t>Bruns, A. (2018). *Gatewatching and news curation: Journalism, social media, and the public sphere*. Peter Lang Publishing. https://doi.org/10.3726/b13293</w:t>
+        <w:t xml:space="preserve">Bruns, A. (2018). </w:t>
+      </w:r>
+      <w:r>
+        <w:rPr>
+          <w:rFonts w:ascii="Times New Roman" w:hAnsi="Times New Roman"/>
+          <w:i/>
+          <w:sz w:val="22"/>
+        </w:rPr>
+        <w:t>Gatewatching and news curation: Journalism, social media, and the public sphere</w:t>
+      </w:r>
+      <w:r>
+        <w:rPr>
+          <w:rFonts w:ascii="Times New Roman" w:hAnsi="Times New Roman"/>
+          <w:sz w:val="22"/>
+        </w:rPr>
+        <w:t>. Peter Lang Publishing. https://doi.org/10.3726/b13293</w:t>
       </w:r>
     </w:p>
     <w:p>
@@ -966,12 +1093,28 @@
         <w:spacing w:line="480" w:lineRule="auto" w:after="120"/>
         <w:ind w:left="720" w:hanging="720"/>
       </w:pPr>
+      <w:r/>
       <w:r>
         <w:rPr>
           <w:rFonts w:ascii="Times New Roman" w:hAnsi="Times New Roman"/>
-          <w:sz w:val="24"/>
+          <w:sz w:val="22"/>
         </w:rPr>
-        <w:t>Bucher, T. (2018). *If... then: Algorithmic power and politics*. Oxford University Press. https://doi.org/10.1093/oso/9780190493028.001.0001</w:t>
+        <w:t xml:space="preserve">Bucher, T. (2018). </w:t>
+      </w:r>
+      <w:r>
+        <w:rPr>
+          <w:rFonts w:ascii="Times New Roman" w:hAnsi="Times New Roman"/>
+          <w:i/>
+          <w:sz w:val="22"/>
+        </w:rPr>
+        <w:t>If... then: Algorithmic power and politics</w:t>
+      </w:r>
+      <w:r>
+        <w:rPr>
+          <w:rFonts w:ascii="Times New Roman" w:hAnsi="Times New Roman"/>
+          <w:sz w:val="22"/>
+        </w:rPr>
+        <w:t>. Oxford University Press. https://doi.org/10.1093/oso/9780190493028.001.0001</w:t>
       </w:r>
     </w:p>
     <w:p>
@@ -979,12 +1122,28 @@
         <w:spacing w:line="480" w:lineRule="auto" w:after="120"/>
         <w:ind w:left="720" w:hanging="720"/>
       </w:pPr>
+      <w:r/>
       <w:r>
         <w:rPr>
           <w:rFonts w:ascii="Times New Roman" w:hAnsi="Times New Roman"/>
-          <w:sz w:val="24"/>
+          <w:sz w:val="22"/>
         </w:rPr>
-        <w:t>Bucher, T., &amp; Helmond, A. (2018). The affordances of social media platforms. In J. Burgess, A. Marwick, &amp; T. Poell (Eds.), *The SAGE handbook of social media* (pp. 233–253). SAGE Publications. https://doi.org/10.4135/9781473984066.n14</w:t>
+        <w:t xml:space="preserve">Bucher, T., &amp; Helmond, A. (2018). The affordances of social media platforms. In J. Burgess, A. Marwick, &amp; T. Poell (Eds.), </w:t>
+      </w:r>
+      <w:r>
+        <w:rPr>
+          <w:rFonts w:ascii="Times New Roman" w:hAnsi="Times New Roman"/>
+          <w:i/>
+          <w:sz w:val="22"/>
+        </w:rPr>
+        <w:t>The SAGE handbook of social media</w:t>
+      </w:r>
+      <w:r>
+        <w:rPr>
+          <w:rFonts w:ascii="Times New Roman" w:hAnsi="Times New Roman"/>
+          <w:sz w:val="22"/>
+        </w:rPr>
+        <w:t xml:space="preserve"> (pp. 233–253). SAGE Publications. https://doi.org/10.4135/9781473984066.n14</w:t>
       </w:r>
     </w:p>
     <w:p>
@@ -992,12 +1151,43 @@
         <w:spacing w:line="480" w:lineRule="auto" w:after="120"/>
         <w:ind w:left="720" w:hanging="720"/>
       </w:pPr>
+      <w:r/>
       <w:r>
         <w:rPr>
           <w:rFonts w:ascii="Times New Roman" w:hAnsi="Times New Roman"/>
-          <w:sz w:val="24"/>
+          <w:sz w:val="22"/>
         </w:rPr>
-        <w:t>Clark, H. H., &amp; Gerrig, R. J. (1984). On the pretense theory of irony. *Journal of Experimental Psychology: General*, *113*(1), 121–126. https://doi.org/10.1037/0096-3445.113.1.121</w:t>
+        <w:t xml:space="preserve">Clark, H. H., &amp; Gerrig, R. J. (1984). On the pretense theory of irony. </w:t>
+      </w:r>
+      <w:r>
+        <w:rPr>
+          <w:rFonts w:ascii="Times New Roman" w:hAnsi="Times New Roman"/>
+          <w:i/>
+          <w:sz w:val="22"/>
+        </w:rPr>
+        <w:t>Journal of Experimental Psychology: General</w:t>
+      </w:r>
+      <w:r>
+        <w:rPr>
+          <w:rFonts w:ascii="Times New Roman" w:hAnsi="Times New Roman"/>
+          <w:sz w:val="22"/>
+        </w:rPr>
+        <w:t xml:space="preserve">, </w:t>
+      </w:r>
+      <w:r>
+        <w:rPr>
+          <w:rFonts w:ascii="Times New Roman" w:hAnsi="Times New Roman"/>
+          <w:i/>
+          <w:sz w:val="22"/>
+        </w:rPr>
+        <w:t>113</w:t>
+      </w:r>
+      <w:r>
+        <w:rPr>
+          <w:rFonts w:ascii="Times New Roman" w:hAnsi="Times New Roman"/>
+          <w:sz w:val="22"/>
+        </w:rPr>
+        <w:t>(1), 121–126. https://doi.org/10.1037/0096-3445.113.1.121</w:t>
       </w:r>
     </w:p>
     <w:p>
@@ -1005,12 +1195,43 @@
         <w:spacing w:line="480" w:lineRule="auto" w:after="120"/>
         <w:ind w:left="720" w:hanging="720"/>
       </w:pPr>
+      <w:r/>
       <w:r>
         <w:rPr>
           <w:rFonts w:ascii="Times New Roman" w:hAnsi="Times New Roman"/>
-          <w:sz w:val="24"/>
+          <w:sz w:val="22"/>
         </w:rPr>
-        <w:t>Coombs, W. T. (2007). Protecting organization reputations during a crisis: The development and application of situational crisis communication theory. *Corporate Reputation Review*, *10*(3), 163–176. https://doi.org/10.1057/palgrave.crr.1550049</w:t>
+        <w:t xml:space="preserve">Coombs, W. T. (2007). Protecting organization reputations during a crisis: The development and application of situational crisis communication theory. </w:t>
+      </w:r>
+      <w:r>
+        <w:rPr>
+          <w:rFonts w:ascii="Times New Roman" w:hAnsi="Times New Roman"/>
+          <w:i/>
+          <w:sz w:val="22"/>
+        </w:rPr>
+        <w:t>Corporate Reputation Review</w:t>
+      </w:r>
+      <w:r>
+        <w:rPr>
+          <w:rFonts w:ascii="Times New Roman" w:hAnsi="Times New Roman"/>
+          <w:sz w:val="22"/>
+        </w:rPr>
+        <w:t xml:space="preserve">, </w:t>
+      </w:r>
+      <w:r>
+        <w:rPr>
+          <w:rFonts w:ascii="Times New Roman" w:hAnsi="Times New Roman"/>
+          <w:i/>
+          <w:sz w:val="22"/>
+        </w:rPr>
+        <w:t>10</w:t>
+      </w:r>
+      <w:r>
+        <w:rPr>
+          <w:rFonts w:ascii="Times New Roman" w:hAnsi="Times New Roman"/>
+          <w:sz w:val="22"/>
+        </w:rPr>
+        <w:t>(3), 163–176. https://doi.org/10.1057/palgrave.crr.1550049</w:t>
       </w:r>
     </w:p>
     <w:p>
@@ -1018,12 +1239,28 @@
         <w:spacing w:line="480" w:lineRule="auto" w:after="120"/>
         <w:ind w:left="720" w:hanging="720"/>
       </w:pPr>
+      <w:r/>
       <w:r>
         <w:rPr>
           <w:rFonts w:ascii="Times New Roman" w:hAnsi="Times New Roman"/>
-          <w:sz w:val="24"/>
+          <w:sz w:val="22"/>
         </w:rPr>
-        <w:t>Cresci, S., Di Pietro, R., Petrocchi, M., Spognardi, A., &amp; Tesconi, M. (2017). The paradigm-shift of social spambots: Evidence, theories, and tools for the arms race. *Proceedings of WWW 2017*, 963–972. https://doi.org/10.1145/3041021.3055135</w:t>
+        <w:t xml:space="preserve">Cresci, S., Di Pietro, R., Petrocchi, M., Spognardi, A., &amp; Tesconi, M. (2017). The paradigm-shift of social spambots: Evidence, theories, and tools for the arms race. </w:t>
+      </w:r>
+      <w:r>
+        <w:rPr>
+          <w:rFonts w:ascii="Times New Roman" w:hAnsi="Times New Roman"/>
+          <w:i/>
+          <w:sz w:val="22"/>
+        </w:rPr>
+        <w:t>Proceedings of WWW 2017</w:t>
+      </w:r>
+      <w:r>
+        <w:rPr>
+          <w:rFonts w:ascii="Times New Roman" w:hAnsi="Times New Roman"/>
+          <w:sz w:val="22"/>
+        </w:rPr>
+        <w:t>, 963–972. https://doi.org/10.1145/3041021.3055135</w:t>
       </w:r>
     </w:p>
     <w:p>
@@ -1031,12 +1268,43 @@
         <w:spacing w:line="480" w:lineRule="auto" w:after="120"/>
         <w:ind w:left="720" w:hanging="720"/>
       </w:pPr>
+      <w:r/>
       <w:r>
         <w:rPr>
           <w:rFonts w:ascii="Times New Roman" w:hAnsi="Times New Roman"/>
-          <w:sz w:val="24"/>
+          <w:sz w:val="22"/>
         </w:rPr>
-        <w:t>Dredze, M., Paul, M. J., Bergsma, S., &amp; Tran, H. (2016). Carmen: A Twitter geolocation system with applications to public health. *Journal of Artificial Intelligence Research*, *55*, 871–897. https://doi.org/10.1613/jair.4998</w:t>
+        <w:t xml:space="preserve">Dredze, M., Paul, M. J., Bergsma, S., &amp; Tran, H. (2016). Carmen: A Twitter geolocation system with applications to public health. </w:t>
+      </w:r>
+      <w:r>
+        <w:rPr>
+          <w:rFonts w:ascii="Times New Roman" w:hAnsi="Times New Roman"/>
+          <w:i/>
+          <w:sz w:val="22"/>
+        </w:rPr>
+        <w:t>Journal of Artificial Intelligence Research</w:t>
+      </w:r>
+      <w:r>
+        <w:rPr>
+          <w:rFonts w:ascii="Times New Roman" w:hAnsi="Times New Roman"/>
+          <w:sz w:val="22"/>
+        </w:rPr>
+        <w:t xml:space="preserve">, </w:t>
+      </w:r>
+      <w:r>
+        <w:rPr>
+          <w:rFonts w:ascii="Times New Roman" w:hAnsi="Times New Roman"/>
+          <w:i/>
+          <w:sz w:val="22"/>
+        </w:rPr>
+        <w:t>55</w:t>
+      </w:r>
+      <w:r>
+        <w:rPr>
+          <w:rFonts w:ascii="Times New Roman" w:hAnsi="Times New Roman"/>
+          <w:sz w:val="22"/>
+        </w:rPr>
+        <w:t>, 871–897. https://doi.org/10.1613/jair.4998</w:t>
       </w:r>
     </w:p>
     <w:p>
@@ -1044,12 +1312,43 @@
         <w:spacing w:line="480" w:lineRule="auto" w:after="120"/>
         <w:ind w:left="720" w:hanging="720"/>
       </w:pPr>
+      <w:r/>
       <w:r>
         <w:rPr>
           <w:rFonts w:ascii="Times New Roman" w:hAnsi="Times New Roman"/>
-          <w:sz w:val="24"/>
+          <w:sz w:val="22"/>
         </w:rPr>
-        <w:t>Dresner, E., &amp; Herring, S. C. (2010). Functions of the nonverbal in CMC: Emoticons and illocutionary force. *Communication Theory*, *20*(3), 249–268. https://doi.org/10.1111/j.1468-2885.2010.01362.x</w:t>
+        <w:t xml:space="preserve">Dresner, E., &amp; Herring, S. C. (2010). Functions of the nonverbal in CMC: Emoticons and illocutionary force. </w:t>
+      </w:r>
+      <w:r>
+        <w:rPr>
+          <w:rFonts w:ascii="Times New Roman" w:hAnsi="Times New Roman"/>
+          <w:i/>
+          <w:sz w:val="22"/>
+        </w:rPr>
+        <w:t>Communication Theory</w:t>
+      </w:r>
+      <w:r>
+        <w:rPr>
+          <w:rFonts w:ascii="Times New Roman" w:hAnsi="Times New Roman"/>
+          <w:sz w:val="22"/>
+        </w:rPr>
+        <w:t xml:space="preserve">, </w:t>
+      </w:r>
+      <w:r>
+        <w:rPr>
+          <w:rFonts w:ascii="Times New Roman" w:hAnsi="Times New Roman"/>
+          <w:i/>
+          <w:sz w:val="22"/>
+        </w:rPr>
+        <w:t>20</w:t>
+      </w:r>
+      <w:r>
+        <w:rPr>
+          <w:rFonts w:ascii="Times New Roman" w:hAnsi="Times New Roman"/>
+          <w:sz w:val="22"/>
+        </w:rPr>
+        <w:t>(3), 249–268. https://doi.org/10.1111/j.1468-2885.2010.01362.x</w:t>
       </w:r>
     </w:p>
     <w:p>
@@ -1057,12 +1356,43 @@
         <w:spacing w:line="480" w:lineRule="auto" w:after="120"/>
         <w:ind w:left="720" w:hanging="720"/>
       </w:pPr>
+      <w:r/>
       <w:r>
         <w:rPr>
           <w:rFonts w:ascii="Times New Roman" w:hAnsi="Times New Roman"/>
-          <w:sz w:val="24"/>
+          <w:sz w:val="22"/>
         </w:rPr>
-        <w:t>Ekman, P. (1992). An argument for basic emotions. *Cognition &amp; Emotion*, *6*(3–4), 169–200. https://doi.org/10.1080/02699939208411068</w:t>
+        <w:t xml:space="preserve">Ekman, P. (1992). An argument for basic emotions. </w:t>
+      </w:r>
+      <w:r>
+        <w:rPr>
+          <w:rFonts w:ascii="Times New Roman" w:hAnsi="Times New Roman"/>
+          <w:i/>
+          <w:sz w:val="22"/>
+        </w:rPr>
+        <w:t>Cognition &amp; Emotion</w:t>
+      </w:r>
+      <w:r>
+        <w:rPr>
+          <w:rFonts w:ascii="Times New Roman" w:hAnsi="Times New Roman"/>
+          <w:sz w:val="22"/>
+        </w:rPr>
+        <w:t xml:space="preserve">, </w:t>
+      </w:r>
+      <w:r>
+        <w:rPr>
+          <w:rFonts w:ascii="Times New Roman" w:hAnsi="Times New Roman"/>
+          <w:i/>
+          <w:sz w:val="22"/>
+        </w:rPr>
+        <w:t>6</w:t>
+      </w:r>
+      <w:r>
+        <w:rPr>
+          <w:rFonts w:ascii="Times New Roman" w:hAnsi="Times New Roman"/>
+          <w:sz w:val="22"/>
+        </w:rPr>
+        <w:t>(3–4), 169–200. https://doi.org/10.1080/02699939208411068</w:t>
       </w:r>
     </w:p>
     <w:p>
@@ -1070,12 +1400,43 @@
         <w:spacing w:line="480" w:lineRule="auto" w:after="120"/>
         <w:ind w:left="720" w:hanging="720"/>
       </w:pPr>
+      <w:r/>
       <w:r>
         <w:rPr>
           <w:rFonts w:ascii="Times New Roman" w:hAnsi="Times New Roman"/>
-          <w:sz w:val="24"/>
+          <w:sz w:val="22"/>
         </w:rPr>
-        <w:t>Ferrara, E., Varol, O., Davis, C., Menczer, F., &amp; Flammini, A. (2016). The rise of social bots. *Communications of the ACM*, *59*(7), 96–104. https://doi.org/10.1145/2818717</w:t>
+        <w:t xml:space="preserve">Ferrara, E., Varol, O., Davis, C., Menczer, F., &amp; Flammini, A. (2016). The rise of social bots. </w:t>
+      </w:r>
+      <w:r>
+        <w:rPr>
+          <w:rFonts w:ascii="Times New Roman" w:hAnsi="Times New Roman"/>
+          <w:i/>
+          <w:sz w:val="22"/>
+        </w:rPr>
+        <w:t>Communications of the ACM</w:t>
+      </w:r>
+      <w:r>
+        <w:rPr>
+          <w:rFonts w:ascii="Times New Roman" w:hAnsi="Times New Roman"/>
+          <w:sz w:val="22"/>
+        </w:rPr>
+        <w:t xml:space="preserve">, </w:t>
+      </w:r>
+      <w:r>
+        <w:rPr>
+          <w:rFonts w:ascii="Times New Roman" w:hAnsi="Times New Roman"/>
+          <w:i/>
+          <w:sz w:val="22"/>
+        </w:rPr>
+        <w:t>59</w:t>
+      </w:r>
+      <w:r>
+        <w:rPr>
+          <w:rFonts w:ascii="Times New Roman" w:hAnsi="Times New Roman"/>
+          <w:sz w:val="22"/>
+        </w:rPr>
+        <w:t>(7), 96–104. https://doi.org/10.1145/2818717</w:t>
       </w:r>
     </w:p>
     <w:p>
@@ -1083,12 +1444,28 @@
         <w:spacing w:line="480" w:lineRule="auto" w:after="120"/>
         <w:ind w:left="720" w:hanging="720"/>
       </w:pPr>
+      <w:r/>
       <w:r>
         <w:rPr>
           <w:rFonts w:ascii="Times New Roman" w:hAnsi="Times New Roman"/>
-          <w:sz w:val="24"/>
+          <w:sz w:val="22"/>
         </w:rPr>
-        <w:t>Franzke, A. S., Bechmann, A., Zimmer, M., Ess, C., &amp; Association of Internet Researchers. (2020). *Internet research: Ethical guidelines 3.0*. Association of Internet Researchers. https://aoir.org/reports/ethics3.pdf</w:t>
+        <w:t xml:space="preserve">Franzke, A. S., Bechmann, A., Zimmer, M., Ess, C., &amp; Association of Internet Researchers. (2020). </w:t>
+      </w:r>
+      <w:r>
+        <w:rPr>
+          <w:rFonts w:ascii="Times New Roman" w:hAnsi="Times New Roman"/>
+          <w:i/>
+          <w:sz w:val="22"/>
+        </w:rPr>
+        <w:t>Internet research: Ethical guidelines 3.0</w:t>
+      </w:r>
+      <w:r>
+        <w:rPr>
+          <w:rFonts w:ascii="Times New Roman" w:hAnsi="Times New Roman"/>
+          <w:sz w:val="22"/>
+        </w:rPr>
+        <w:t>. Association of Internet Researchers. https://aoir.org/reports/ethics3.pdf</w:t>
       </w:r>
     </w:p>
     <w:p>
@@ -1096,12 +1473,43 @@
         <w:spacing w:line="480" w:lineRule="auto" w:after="120"/>
         <w:ind w:left="720" w:hanging="720"/>
       </w:pPr>
+      <w:r/>
       <w:r>
         <w:rPr>
           <w:rFonts w:ascii="Times New Roman" w:hAnsi="Times New Roman"/>
-          <w:sz w:val="24"/>
+          <w:sz w:val="22"/>
         </w:rPr>
-        <w:t>Gelernter, J., &amp; Balaji, S. (2013). An algorithm for localizing disaster events from social media. *American Behavioral Scientist*, *57*(7), 967–984. https://doi.org/10.1177/0002764213483944</w:t>
+        <w:t xml:space="preserve">Gelernter, J., &amp; Balaji, S. (2013). An algorithm for localizing disaster events from social media. </w:t>
+      </w:r>
+      <w:r>
+        <w:rPr>
+          <w:rFonts w:ascii="Times New Roman" w:hAnsi="Times New Roman"/>
+          <w:i/>
+          <w:sz w:val="22"/>
+        </w:rPr>
+        <w:t>American Behavioral Scientist</w:t>
+      </w:r>
+      <w:r>
+        <w:rPr>
+          <w:rFonts w:ascii="Times New Roman" w:hAnsi="Times New Roman"/>
+          <w:sz w:val="22"/>
+        </w:rPr>
+        <w:t xml:space="preserve">, </w:t>
+      </w:r>
+      <w:r>
+        <w:rPr>
+          <w:rFonts w:ascii="Times New Roman" w:hAnsi="Times New Roman"/>
+          <w:i/>
+          <w:sz w:val="22"/>
+        </w:rPr>
+        <w:t>57</w:t>
+      </w:r>
+      <w:r>
+        <w:rPr>
+          <w:rFonts w:ascii="Times New Roman" w:hAnsi="Times New Roman"/>
+          <w:sz w:val="22"/>
+        </w:rPr>
+        <w:t>(7), 967–984. https://doi.org/10.1177/0002764213483944</w:t>
       </w:r>
     </w:p>
     <w:p>
@@ -1109,12 +1517,43 @@
         <w:spacing w:line="480" w:lineRule="auto" w:after="120"/>
         <w:ind w:left="720" w:hanging="720"/>
       </w:pPr>
+      <w:r/>
       <w:r>
         <w:rPr>
           <w:rFonts w:ascii="Times New Roman" w:hAnsi="Times New Roman"/>
-          <w:sz w:val="24"/>
+          <w:sz w:val="22"/>
         </w:rPr>
-        <w:t>Giglietto, V., Righetti, N., Rossi, L., &amp; Marino, G. (2020). It takes a village to manipulate the media: Coordinated inauthentic behavior on social media. *Information, Communication &amp; Society*, *23*(6), 867–891. https://doi.org/10.1080/1369118X.2020.1739732</w:t>
+        <w:t xml:space="preserve">Giglietto, V., Righetti, N., Rossi, L., &amp; Marino, G. (2020). It takes a village to manipulate the media: Coordinated inauthentic behavior on social media. </w:t>
+      </w:r>
+      <w:r>
+        <w:rPr>
+          <w:rFonts w:ascii="Times New Roman" w:hAnsi="Times New Roman"/>
+          <w:i/>
+          <w:sz w:val="22"/>
+        </w:rPr>
+        <w:t>Information, Communication &amp; Society</w:t>
+      </w:r>
+      <w:r>
+        <w:rPr>
+          <w:rFonts w:ascii="Times New Roman" w:hAnsi="Times New Roman"/>
+          <w:sz w:val="22"/>
+        </w:rPr>
+        <w:t xml:space="preserve">, </w:t>
+      </w:r>
+      <w:r>
+        <w:rPr>
+          <w:rFonts w:ascii="Times New Roman" w:hAnsi="Times New Roman"/>
+          <w:i/>
+          <w:sz w:val="22"/>
+        </w:rPr>
+        <w:t>23</w:t>
+      </w:r>
+      <w:r>
+        <w:rPr>
+          <w:rFonts w:ascii="Times New Roman" w:hAnsi="Times New Roman"/>
+          <w:sz w:val="22"/>
+        </w:rPr>
+        <w:t>(6), 867–891. https://doi.org/10.1080/1369118X.2020.1739732</w:t>
       </w:r>
     </w:p>
     <w:p>
@@ -1122,12 +1561,28 @@
         <w:spacing w:line="480" w:lineRule="auto" w:after="120"/>
         <w:ind w:left="720" w:hanging="720"/>
       </w:pPr>
+      <w:r/>
       <w:r>
         <w:rPr>
           <w:rFonts w:ascii="Times New Roman" w:hAnsi="Times New Roman"/>
-          <w:sz w:val="24"/>
+          <w:sz w:val="22"/>
         </w:rPr>
-        <w:t>Grice, H. P. (1975). Logic and conversation. In P. Cole &amp; J. L. Morgan (Eds.), *Syntax and semantics 3: Speech acts* (pp. 41–58). Academic Press. https://doi.org/10.1163/9789004368811_003</w:t>
+        <w:t xml:space="preserve">Grice, H. P. (1975). Logic and conversation. In P. Cole &amp; J. L. Morgan (Eds.), </w:t>
+      </w:r>
+      <w:r>
+        <w:rPr>
+          <w:rFonts w:ascii="Times New Roman" w:hAnsi="Times New Roman"/>
+          <w:i/>
+          <w:sz w:val="22"/>
+        </w:rPr>
+        <w:t>Syntax and semantics 3: Speech acts</w:t>
+      </w:r>
+      <w:r>
+        <w:rPr>
+          <w:rFonts w:ascii="Times New Roman" w:hAnsi="Times New Roman"/>
+          <w:sz w:val="22"/>
+        </w:rPr>
+        <w:t xml:space="preserve"> (pp. 41–58). Academic Press. https://doi.org/10.1163/9789004368811_003</w:t>
       </w:r>
     </w:p>
     <w:p>
@@ -1135,12 +1590,43 @@
         <w:spacing w:line="480" w:lineRule="auto" w:after="120"/>
         <w:ind w:left="720" w:hanging="720"/>
       </w:pPr>
+      <w:r/>
       <w:r>
         <w:rPr>
           <w:rFonts w:ascii="Times New Roman" w:hAnsi="Times New Roman"/>
-          <w:sz w:val="24"/>
+          <w:sz w:val="22"/>
         </w:rPr>
-        <w:t>Gutierrez, R., &amp; Giner-Sorolla, R. (2007). Anger, disgust, and presumption of harm as reactions to taboo-breaking behaviors. *Emotion*, *7*(4), 853–868. https://doi.org/10.1037/1528-3542.7.4.853</w:t>
+        <w:t xml:space="preserve">Gutierrez, R., &amp; Giner-Sorolla, R. (2007). Anger, disgust, and presumption of harm as reactions to taboo-breaking behaviors. </w:t>
+      </w:r>
+      <w:r>
+        <w:rPr>
+          <w:rFonts w:ascii="Times New Roman" w:hAnsi="Times New Roman"/>
+          <w:i/>
+          <w:sz w:val="22"/>
+        </w:rPr>
+        <w:t>Emotion</w:t>
+      </w:r>
+      <w:r>
+        <w:rPr>
+          <w:rFonts w:ascii="Times New Roman" w:hAnsi="Times New Roman"/>
+          <w:sz w:val="22"/>
+        </w:rPr>
+        <w:t xml:space="preserve">, </w:t>
+      </w:r>
+      <w:r>
+        <w:rPr>
+          <w:rFonts w:ascii="Times New Roman" w:hAnsi="Times New Roman"/>
+          <w:i/>
+          <w:sz w:val="22"/>
+        </w:rPr>
+        <w:t>7</w:t>
+      </w:r>
+      <w:r>
+        <w:rPr>
+          <w:rFonts w:ascii="Times New Roman" w:hAnsi="Times New Roman"/>
+          <w:sz w:val="22"/>
+        </w:rPr>
+        <w:t>(4), 853–868. https://doi.org/10.1037/1528-3542.7.4.853</w:t>
       </w:r>
     </w:p>
     <w:p>
@@ -1148,12 +1634,43 @@
         <w:spacing w:line="480" w:lineRule="auto" w:after="120"/>
         <w:ind w:left="720" w:hanging="720"/>
       </w:pPr>
+      <w:r/>
       <w:r>
         <w:rPr>
           <w:rFonts w:ascii="Times New Roman" w:hAnsi="Times New Roman"/>
-          <w:sz w:val="24"/>
+          <w:sz w:val="22"/>
         </w:rPr>
-        <w:t>Guzman, A. L., &amp; Lewis, S. C. (2020). Artificial intelligence and communication: A Human–Machine Communication research agenda. *New Media &amp; Society*, *22*(1), 70–86. https://doi.org/10.1177/1461444819858691</w:t>
+        <w:t xml:space="preserve">Guzman, A. L., &amp; Lewis, S. C. (2020). Artificial intelligence and communication: A Human–Machine Communication research agenda. </w:t>
+      </w:r>
+      <w:r>
+        <w:rPr>
+          <w:rFonts w:ascii="Times New Roman" w:hAnsi="Times New Roman"/>
+          <w:i/>
+          <w:sz w:val="22"/>
+        </w:rPr>
+        <w:t>New Media &amp; Society</w:t>
+      </w:r>
+      <w:r>
+        <w:rPr>
+          <w:rFonts w:ascii="Times New Roman" w:hAnsi="Times New Roman"/>
+          <w:sz w:val="22"/>
+        </w:rPr>
+        <w:t xml:space="preserve">, </w:t>
+      </w:r>
+      <w:r>
+        <w:rPr>
+          <w:rFonts w:ascii="Times New Roman" w:hAnsi="Times New Roman"/>
+          <w:i/>
+          <w:sz w:val="22"/>
+        </w:rPr>
+        <w:t>22</w:t>
+      </w:r>
+      <w:r>
+        <w:rPr>
+          <w:rFonts w:ascii="Times New Roman" w:hAnsi="Times New Roman"/>
+          <w:sz w:val="22"/>
+        </w:rPr>
+        <w:t>(1), 70–86. https://doi.org/10.1177/1461444819858691</w:t>
       </w:r>
     </w:p>
     <w:p>
@@ -1161,12 +1678,28 @@
         <w:spacing w:line="480" w:lineRule="auto" w:after="120"/>
         <w:ind w:left="720" w:hanging="720"/>
       </w:pPr>
+      <w:r/>
       <w:r>
         <w:rPr>
           <w:rFonts w:ascii="Times New Roman" w:hAnsi="Times New Roman"/>
-          <w:sz w:val="24"/>
+          <w:sz w:val="22"/>
         </w:rPr>
-        <w:t>Habermas, J. (1989). *The structural transformation of the public sphere*. MIT Press.</w:t>
+        <w:t xml:space="preserve">Habermas, J. (1989). </w:t>
+      </w:r>
+      <w:r>
+        <w:rPr>
+          <w:rFonts w:ascii="Times New Roman" w:hAnsi="Times New Roman"/>
+          <w:i/>
+          <w:sz w:val="22"/>
+        </w:rPr>
+        <w:t>The structural transformation of the public sphere</w:t>
+      </w:r>
+      <w:r>
+        <w:rPr>
+          <w:rFonts w:ascii="Times New Roman" w:hAnsi="Times New Roman"/>
+          <w:sz w:val="22"/>
+        </w:rPr>
+        <w:t>. MIT Press.</w:t>
       </w:r>
     </w:p>
     <w:p>
@@ -1174,12 +1707,43 @@
         <w:spacing w:line="480" w:lineRule="auto" w:after="120"/>
         <w:ind w:left="720" w:hanging="720"/>
       </w:pPr>
+      <w:r/>
       <w:r>
         <w:rPr>
           <w:rFonts w:ascii="Times New Roman" w:hAnsi="Times New Roman"/>
-          <w:sz w:val="24"/>
+          <w:sz w:val="22"/>
         </w:rPr>
-        <w:t>Keller, F. B., Schoch, D., Stier, S., &amp; Yang, J. (2020). Political astroturfing on Twitter: How to identify and measure inauthentic coordination. *Political Communication*, *37*(2), 160–180. https://doi.org/10.1080/10584609.2019.1661888</w:t>
+        <w:t xml:space="preserve">Keller, F. B., Schoch, D., Stier, S., &amp; Yang, J. (2020). Political astroturfing on Twitter: How to identify and measure inauthentic coordination. </w:t>
+      </w:r>
+      <w:r>
+        <w:rPr>
+          <w:rFonts w:ascii="Times New Roman" w:hAnsi="Times New Roman"/>
+          <w:i/>
+          <w:sz w:val="22"/>
+        </w:rPr>
+        <w:t>Political Communication</w:t>
+      </w:r>
+      <w:r>
+        <w:rPr>
+          <w:rFonts w:ascii="Times New Roman" w:hAnsi="Times New Roman"/>
+          <w:sz w:val="22"/>
+        </w:rPr>
+        <w:t xml:space="preserve">, </w:t>
+      </w:r>
+      <w:r>
+        <w:rPr>
+          <w:rFonts w:ascii="Times New Roman" w:hAnsi="Times New Roman"/>
+          <w:i/>
+          <w:sz w:val="22"/>
+        </w:rPr>
+        <w:t>37</w:t>
+      </w:r>
+      <w:r>
+        <w:rPr>
+          <w:rFonts w:ascii="Times New Roman" w:hAnsi="Times New Roman"/>
+          <w:sz w:val="22"/>
+        </w:rPr>
+        <w:t>(2), 160–180. https://doi.org/10.1080/10584609.2019.1661888</w:t>
       </w:r>
     </w:p>
     <w:p>
@@ -1187,12 +1751,28 @@
         <w:spacing w:line="480" w:lineRule="auto" w:after="120"/>
         <w:ind w:left="720" w:hanging="720"/>
       </w:pPr>
+      <w:r/>
       <w:r>
         <w:rPr>
           <w:rFonts w:ascii="Times New Roman" w:hAnsi="Times New Roman"/>
-          <w:sz w:val="24"/>
+          <w:sz w:val="22"/>
         </w:rPr>
-        <w:t>Kotler, P., Kartajaya, H., &amp; Setiawan, I. (2023). *Marketing 6.0: The future is immersive*. John Wiley &amp; Sons.</w:t>
+        <w:t xml:space="preserve">Kotler, P., Kartajaya, H., &amp; Setiawan, I. (2023). </w:t>
+      </w:r>
+      <w:r>
+        <w:rPr>
+          <w:rFonts w:ascii="Times New Roman" w:hAnsi="Times New Roman"/>
+          <w:i/>
+          <w:sz w:val="22"/>
+        </w:rPr>
+        <w:t>Marketing 6.0: The future is immersive</w:t>
+      </w:r>
+      <w:r>
+        <w:rPr>
+          <w:rFonts w:ascii="Times New Roman" w:hAnsi="Times New Roman"/>
+          <w:sz w:val="22"/>
+        </w:rPr>
+        <w:t>. John Wiley &amp; Sons.</w:t>
       </w:r>
     </w:p>
     <w:p>
@@ -1200,12 +1780,28 @@
         <w:spacing w:line="480" w:lineRule="auto" w:after="120"/>
         <w:ind w:left="720" w:hanging="720"/>
       </w:pPr>
+      <w:r/>
       <w:r>
         <w:rPr>
           <w:rFonts w:ascii="Times New Roman" w:hAnsi="Times New Roman"/>
-          <w:sz w:val="24"/>
+          <w:sz w:val="22"/>
         </w:rPr>
-        <w:t>Koto, F., Rahimi, A., Lau, J. H., &amp; Baldwin, T. (2020). IndoLEM and IndoBERT: A benchmark dataset and pre-trained language model for Indonesian NLP. *Proceedings of COLING 2020*, 757–770. https://doi.org/10.18653/v1/2020.coling-main.66</w:t>
+        <w:t xml:space="preserve">Koto, F., Rahimi, A., Lau, J. H., &amp; Baldwin, T. (2020). IndoLEM and IndoBERT: A benchmark dataset and pre-trained language model for Indonesian NLP. </w:t>
+      </w:r>
+      <w:r>
+        <w:rPr>
+          <w:rFonts w:ascii="Times New Roman" w:hAnsi="Times New Roman"/>
+          <w:i/>
+          <w:sz w:val="22"/>
+        </w:rPr>
+        <w:t>Proceedings of COLING 2020</w:t>
+      </w:r>
+      <w:r>
+        <w:rPr>
+          <w:rFonts w:ascii="Times New Roman" w:hAnsi="Times New Roman"/>
+          <w:sz w:val="22"/>
+        </w:rPr>
+        <w:t>, 757–770. https://doi.org/10.18653/v1/2020.coling-main.66</w:t>
       </w:r>
     </w:p>
     <w:p>
@@ -1213,12 +1809,43 @@
         <w:spacing w:line="480" w:lineRule="auto" w:after="120"/>
         <w:ind w:left="720" w:hanging="720"/>
       </w:pPr>
+      <w:r/>
       <w:r>
         <w:rPr>
           <w:rFonts w:ascii="Times New Roman" w:hAnsi="Times New Roman"/>
-          <w:sz w:val="24"/>
+          <w:sz w:val="22"/>
         </w:rPr>
-        <w:t>Krivitsky, P. N., &amp; Handcock, M. S. (2014). A separable model for dynamic networks via STERGM. *Journal of the Royal Statistical Society: Series B*, *76*(1), 29–46. https://doi.org/10.1111/rssb.12014</w:t>
+        <w:t xml:space="preserve">Krivitsky, P. N., &amp; Handcock, M. S. (2014). A separable model for dynamic networks via STERGM. </w:t>
+      </w:r>
+      <w:r>
+        <w:rPr>
+          <w:rFonts w:ascii="Times New Roman" w:hAnsi="Times New Roman"/>
+          <w:i/>
+          <w:sz w:val="22"/>
+        </w:rPr>
+        <w:t>Journal of the Royal Statistical Society: Series B</w:t>
+      </w:r>
+      <w:r>
+        <w:rPr>
+          <w:rFonts w:ascii="Times New Roman" w:hAnsi="Times New Roman"/>
+          <w:sz w:val="22"/>
+        </w:rPr>
+        <w:t xml:space="preserve">, </w:t>
+      </w:r>
+      <w:r>
+        <w:rPr>
+          <w:rFonts w:ascii="Times New Roman" w:hAnsi="Times New Roman"/>
+          <w:i/>
+          <w:sz w:val="22"/>
+        </w:rPr>
+        <w:t>76</w:t>
+      </w:r>
+      <w:r>
+        <w:rPr>
+          <w:rFonts w:ascii="Times New Roman" w:hAnsi="Times New Roman"/>
+          <w:sz w:val="22"/>
+        </w:rPr>
+        <w:t>(1), 29–46. https://doi.org/10.1111/rssb.12014</w:t>
       </w:r>
     </w:p>
     <w:p>
@@ -1226,12 +1853,43 @@
         <w:spacing w:line="480" w:lineRule="auto" w:after="120"/>
         <w:ind w:left="720" w:hanging="720"/>
       </w:pPr>
+      <w:r/>
       <w:r>
         <w:rPr>
           <w:rFonts w:ascii="Times New Roman" w:hAnsi="Times New Roman"/>
-          <w:sz w:val="24"/>
+          <w:sz w:val="22"/>
         </w:rPr>
-        <w:t>Lazer, D. M., Pentland, A., Watts, D. J., Aral, S., Athey, S., Contractor, N., Freelon, D., Gonzalez-Bailon, S., King, G., Margetts, H., Moghadam, A., Nelson, B., Salganik, M. J., Strohmaier, M., Vespignani, A., &amp; Wagner, C. (2020). Computational social science: Obstacles and opportunities. *Science*, *369*(6507), 1060–1062. https://doi.org/10.1126/science.aaz8170</w:t>
+        <w:t xml:space="preserve">Lazer, D. M., Pentland, A., Watts, D. J., Aral, S., Athey, S., Contractor, N., Freelon, D., Gonzalez-Bailon, S., King, G., Margetts, H., Moghadam, A., Nelson, B., Salganik, M. J., Strohmaier, M., Vespignani, A., &amp; Wagner, C. (2020). Computational social science: Obstacles and opportunities. </w:t>
+      </w:r>
+      <w:r>
+        <w:rPr>
+          <w:rFonts w:ascii="Times New Roman" w:hAnsi="Times New Roman"/>
+          <w:i/>
+          <w:sz w:val="22"/>
+        </w:rPr>
+        <w:t>Science</w:t>
+      </w:r>
+      <w:r>
+        <w:rPr>
+          <w:rFonts w:ascii="Times New Roman" w:hAnsi="Times New Roman"/>
+          <w:sz w:val="22"/>
+        </w:rPr>
+        <w:t xml:space="preserve">, </w:t>
+      </w:r>
+      <w:r>
+        <w:rPr>
+          <w:rFonts w:ascii="Times New Roman" w:hAnsi="Times New Roman"/>
+          <w:i/>
+          <w:sz w:val="22"/>
+        </w:rPr>
+        <w:t>369</w:t>
+      </w:r>
+      <w:r>
+        <w:rPr>
+          <w:rFonts w:ascii="Times New Roman" w:hAnsi="Times New Roman"/>
+          <w:sz w:val="22"/>
+        </w:rPr>
+        <w:t>(6507), 1060–1062. https://doi.org/10.1126/science.aaz8170</w:t>
       </w:r>
     </w:p>
     <w:p>
@@ -1239,12 +1897,28 @@
         <w:spacing w:line="480" w:lineRule="auto" w:after="120"/>
         <w:ind w:left="720" w:hanging="720"/>
       </w:pPr>
+      <w:r/>
       <w:r>
         <w:rPr>
           <w:rFonts w:ascii="Times New Roman" w:hAnsi="Times New Roman"/>
-          <w:sz w:val="24"/>
+          <w:sz w:val="22"/>
         </w:rPr>
-        <w:t>Liu, B. (2020). *Sentiment analysis: Mining opinions, sentiments, and emotions* (2nd ed.). Cambridge University Press. https://doi.org/10.1017/9781108639347</w:t>
+        <w:t xml:space="preserve">Liu, B. (2020). </w:t>
+      </w:r>
+      <w:r>
+        <w:rPr>
+          <w:rFonts w:ascii="Times New Roman" w:hAnsi="Times New Roman"/>
+          <w:i/>
+          <w:sz w:val="22"/>
+        </w:rPr>
+        <w:t>Sentiment analysis: Mining opinions, sentiments, and emotions</w:t>
+      </w:r>
+      <w:r>
+        <w:rPr>
+          <w:rFonts w:ascii="Times New Roman" w:hAnsi="Times New Roman"/>
+          <w:sz w:val="22"/>
+        </w:rPr>
+        <w:t xml:space="preserve"> (2nd ed.). Cambridge University Press. https://doi.org/10.1017/9781108639347</w:t>
       </w:r>
     </w:p>
     <w:p>
@@ -1252,12 +1926,28 @@
         <w:spacing w:line="480" w:lineRule="auto" w:after="120"/>
         <w:ind w:left="720" w:hanging="720"/>
       </w:pPr>
+      <w:r/>
       <w:r>
         <w:rPr>
           <w:rFonts w:ascii="Times New Roman" w:hAnsi="Times New Roman"/>
-          <w:sz w:val="24"/>
+          <w:sz w:val="22"/>
         </w:rPr>
-        <w:t>Papacharissi, Z. (2015). *Affective publics: Sentiment, technology, and politics*. Oxford University Press. https://doi.org/10.1093/acprof:oso/9780199999736.001.0001</w:t>
+        <w:t xml:space="preserve">Papacharissi, Z. (2015). </w:t>
+      </w:r>
+      <w:r>
+        <w:rPr>
+          <w:rFonts w:ascii="Times New Roman" w:hAnsi="Times New Roman"/>
+          <w:i/>
+          <w:sz w:val="22"/>
+        </w:rPr>
+        <w:t>Affective publics: Sentiment, technology, and politics</w:t>
+      </w:r>
+      <w:r>
+        <w:rPr>
+          <w:rFonts w:ascii="Times New Roman" w:hAnsi="Times New Roman"/>
+          <w:sz w:val="22"/>
+        </w:rPr>
+        <w:t>. Oxford University Press. https://doi.org/10.1093/acprof:oso/9780199999736.001.0001</w:t>
       </w:r>
     </w:p>
     <w:p>
@@ -1265,12 +1955,43 @@
         <w:spacing w:line="480" w:lineRule="auto" w:after="120"/>
         <w:ind w:left="720" w:hanging="720"/>
       </w:pPr>
+      <w:r/>
       <w:r>
         <w:rPr>
           <w:rFonts w:ascii="Times New Roman" w:hAnsi="Times New Roman"/>
-          <w:sz w:val="24"/>
+          <w:sz w:val="22"/>
         </w:rPr>
-        <w:t>Papacharissi, Z. (2016). Affective publics and structures of storytelling: Sentiment, events and connectivity. *Information, Communication &amp; Society*, *19*(3), 307–324. https://doi.org/10.1080/1369118X.2015.1109697</w:t>
+        <w:t xml:space="preserve">Papacharissi, Z. (2016). Affective publics and structures of storytelling: Sentiment, events and connectivity. </w:t>
+      </w:r>
+      <w:r>
+        <w:rPr>
+          <w:rFonts w:ascii="Times New Roman" w:hAnsi="Times New Roman"/>
+          <w:i/>
+          <w:sz w:val="22"/>
+        </w:rPr>
+        <w:t>Information, Communication &amp; Society</w:t>
+      </w:r>
+      <w:r>
+        <w:rPr>
+          <w:rFonts w:ascii="Times New Roman" w:hAnsi="Times New Roman"/>
+          <w:sz w:val="22"/>
+        </w:rPr>
+        <w:t xml:space="preserve">, </w:t>
+      </w:r>
+      <w:r>
+        <w:rPr>
+          <w:rFonts w:ascii="Times New Roman" w:hAnsi="Times New Roman"/>
+          <w:i/>
+          <w:sz w:val="22"/>
+        </w:rPr>
+        <w:t>19</w:t>
+      </w:r>
+      <w:r>
+        <w:rPr>
+          <w:rFonts w:ascii="Times New Roman" w:hAnsi="Times New Roman"/>
+          <w:sz w:val="22"/>
+        </w:rPr>
+        <w:t>(3), 307–324. https://doi.org/10.1080/1369118X.2015.1109697</w:t>
       </w:r>
     </w:p>
     <w:p>
@@ -1278,12 +1999,28 @@
         <w:spacing w:line="480" w:lineRule="auto" w:after="120"/>
         <w:ind w:left="720" w:hanging="720"/>
       </w:pPr>
+      <w:r/>
       <w:r>
         <w:rPr>
           <w:rFonts w:ascii="Times New Roman" w:hAnsi="Times New Roman"/>
-          <w:sz w:val="24"/>
+          <w:sz w:val="22"/>
         </w:rPr>
-        <w:t>Plutchik, R. (1980). A general psychoevolutionary theory of emotion. In R. Plutchik &amp; H. Kellerman (Eds.), *Theories of emotion* (pp. 3–33). Academic Press. https://doi.org/10.1016/B978-0-12-558701-3.50007-7</w:t>
+        <w:t xml:space="preserve">Plutchik, R. (1980). A general psychoevolutionary theory of emotion. In R. Plutchik &amp; H. Kellerman (Eds.), </w:t>
+      </w:r>
+      <w:r>
+        <w:rPr>
+          <w:rFonts w:ascii="Times New Roman" w:hAnsi="Times New Roman"/>
+          <w:i/>
+          <w:sz w:val="22"/>
+        </w:rPr>
+        <w:t>Theories of emotion</w:t>
+      </w:r>
+      <w:r>
+        <w:rPr>
+          <w:rFonts w:ascii="Times New Roman" w:hAnsi="Times New Roman"/>
+          <w:sz w:val="22"/>
+        </w:rPr>
+        <w:t xml:space="preserve"> (pp. 3–33). Academic Press. https://doi.org/10.1016/B978-0-12-558701-3.50007-7</w:t>
       </w:r>
     </w:p>
     <w:p>
@@ -1291,12 +2028,28 @@
         <w:spacing w:line="480" w:lineRule="auto" w:after="120"/>
         <w:ind w:left="720" w:hanging="720"/>
       </w:pPr>
+      <w:r/>
       <w:r>
         <w:rPr>
           <w:rFonts w:ascii="Times New Roman" w:hAnsi="Times New Roman"/>
-          <w:sz w:val="24"/>
+          <w:sz w:val="22"/>
         </w:rPr>
-        <w:t>Pontiki, M., Galanis, D., Papageorgiou, H., Androutsopoulos, I., Manandhar, S., Mohammad, A.-S., ... &amp; Eryiğit, G. (2014). SemEval-2014 Task 4: Aspect based sentiment analysis. *Proceedings of SemEval 2014*, 27–35. https://doi.org/10.3115/v1/S14-2004</w:t>
+        <w:t xml:space="preserve">Pontiki, M., Galanis, D., Papageorgiou, H., Androutsopoulos, I., Manandhar, S., Mohammad, A.-S., ... &amp; Eryiğit, G. (2014). SemEval-2014 Task 4: Aspect based sentiment analysis. </w:t>
+      </w:r>
+      <w:r>
+        <w:rPr>
+          <w:rFonts w:ascii="Times New Roman" w:hAnsi="Times New Roman"/>
+          <w:i/>
+          <w:sz w:val="22"/>
+        </w:rPr>
+        <w:t>Proceedings of SemEval 2014</w:t>
+      </w:r>
+      <w:r>
+        <w:rPr>
+          <w:rFonts w:ascii="Times New Roman" w:hAnsi="Times New Roman"/>
+          <w:sz w:val="22"/>
+        </w:rPr>
+        <w:t>, 27–35. https://doi.org/10.3115/v1/S14-2004</w:t>
       </w:r>
     </w:p>
     <w:p>
@@ -1304,12 +2057,28 @@
         <w:spacing w:line="480" w:lineRule="auto" w:after="120"/>
         <w:ind w:left="720" w:hanging="720"/>
       </w:pPr>
+      <w:r/>
       <w:r>
         <w:rPr>
           <w:rFonts w:ascii="Times New Roman" w:hAnsi="Times New Roman"/>
-          <w:sz w:val="24"/>
+          <w:sz w:val="22"/>
         </w:rPr>
-        <w:t>Pontiki, M., Galanis, D., Papageorgiou, H., Androutsopoulos, I., Manandhar, S., AL-Smadi, M., ... &amp; Hoste, V. (2016). SemEval-2016 Task 5: Aspect based sentiment analysis. *Proceedings of SemEval 2016*, 19–30. https://doi.org/10.18653/v1/S16-1002</w:t>
+        <w:t xml:space="preserve">Pontiki, M., Galanis, D., Papageorgiou, H., Androutsopoulos, I., Manandhar, S., AL-Smadi, M., ... &amp; Hoste, V. (2016). SemEval-2016 Task 5: Aspect based sentiment analysis. </w:t>
+      </w:r>
+      <w:r>
+        <w:rPr>
+          <w:rFonts w:ascii="Times New Roman" w:hAnsi="Times New Roman"/>
+          <w:i/>
+          <w:sz w:val="22"/>
+        </w:rPr>
+        <w:t>Proceedings of SemEval 2016</w:t>
+      </w:r>
+      <w:r>
+        <w:rPr>
+          <w:rFonts w:ascii="Times New Roman" w:hAnsi="Times New Roman"/>
+          <w:sz w:val="22"/>
+        </w:rPr>
+        <w:t>, 19–30. https://doi.org/10.18653/v1/S16-1002</w:t>
       </w:r>
     </w:p>
     <w:p>
@@ -1317,12 +2086,43 @@
         <w:spacing w:line="480" w:lineRule="auto" w:after="120"/>
         <w:ind w:left="720" w:hanging="720"/>
       </w:pPr>
+      <w:r/>
       <w:r>
         <w:rPr>
           <w:rFonts w:ascii="Times New Roman" w:hAnsi="Times New Roman"/>
-          <w:sz w:val="24"/>
+          <w:sz w:val="22"/>
         </w:rPr>
-        <w:t>Rossini, P., Stromer-Galley, J., Baptista, E. A., &amp; de Oliveira, V. V. (2021). Dysfunctional information on social media: Comparing the distribution and engagement of falsehoods on Twitter, Facebook, and WhatsApp. *New Media &amp; Society*, *23*(8), 2444–2467. https://doi.org/10.1177/1461444820924376</w:t>
+        <w:t xml:space="preserve">Rossini, P., Stromer-Galley, J., Baptista, E. A., &amp; de Oliveira, V. V. (2021). Dysfunctional information on social media: Comparing the distribution and engagement of falsehoods on Twitter, Facebook, and WhatsApp. </w:t>
+      </w:r>
+      <w:r>
+        <w:rPr>
+          <w:rFonts w:ascii="Times New Roman" w:hAnsi="Times New Roman"/>
+          <w:i/>
+          <w:sz w:val="22"/>
+        </w:rPr>
+        <w:t>New Media &amp; Society</w:t>
+      </w:r>
+      <w:r>
+        <w:rPr>
+          <w:rFonts w:ascii="Times New Roman" w:hAnsi="Times New Roman"/>
+          <w:sz w:val="22"/>
+        </w:rPr>
+        <w:t xml:space="preserve">, </w:t>
+      </w:r>
+      <w:r>
+        <w:rPr>
+          <w:rFonts w:ascii="Times New Roman" w:hAnsi="Times New Roman"/>
+          <w:i/>
+          <w:sz w:val="22"/>
+        </w:rPr>
+        <w:t>23</w:t>
+      </w:r>
+      <w:r>
+        <w:rPr>
+          <w:rFonts w:ascii="Times New Roman" w:hAnsi="Times New Roman"/>
+          <w:sz w:val="22"/>
+        </w:rPr>
+        <w:t>(8), 2444–2467. https://doi.org/10.1177/1461444820924376</w:t>
       </w:r>
     </w:p>
     <w:p>
@@ -1330,12 +2130,28 @@
         <w:spacing w:line="480" w:lineRule="auto" w:after="120"/>
         <w:ind w:left="720" w:hanging="720"/>
       </w:pPr>
+      <w:r/>
       <w:r>
         <w:rPr>
           <w:rFonts w:ascii="Times New Roman" w:hAnsi="Times New Roman"/>
-          <w:sz w:val="24"/>
+          <w:sz w:val="22"/>
         </w:rPr>
-        <w:t>Rozin, P., Haidt, J., &amp; McCauley, C. R. (2000). Disgust. In M. Lewis &amp; J. M. Haviland-Jones (Eds.), *Handbook of emotions* (2nd ed., pp. 637–653). Guilford Press.</w:t>
+        <w:t xml:space="preserve">Rozin, P., Haidt, J., &amp; McCauley, C. R. (2000). Disgust. In M. Lewis &amp; J. M. Haviland-Jones (Eds.), </w:t>
+      </w:r>
+      <w:r>
+        <w:rPr>
+          <w:rFonts w:ascii="Times New Roman" w:hAnsi="Times New Roman"/>
+          <w:i/>
+          <w:sz w:val="22"/>
+        </w:rPr>
+        <w:t>Handbook of emotions</w:t>
+      </w:r>
+      <w:r>
+        <w:rPr>
+          <w:rFonts w:ascii="Times New Roman" w:hAnsi="Times New Roman"/>
+          <w:sz w:val="22"/>
+        </w:rPr>
+        <w:t xml:space="preserve"> (2nd ed., pp. 637–653). Guilford Press.</w:t>
       </w:r>
     </w:p>
     <w:p>
@@ -1343,12 +2159,43 @@
         <w:spacing w:line="480" w:lineRule="auto" w:after="120"/>
         <w:ind w:left="720" w:hanging="720"/>
       </w:pPr>
+      <w:r/>
       <w:r>
         <w:rPr>
           <w:rFonts w:ascii="Times New Roman" w:hAnsi="Times New Roman"/>
-          <w:sz w:val="24"/>
+          <w:sz w:val="22"/>
         </w:rPr>
-        <w:t>Schouten, K., &amp; Frasincar, F. (2016). Survey on aspect-level sentiment analysis. *IEEE Transactions on Knowledge and Data Engineering*, *28*(3), 813–830. https://doi.org/10.1109/TKDE.2015.2485209</w:t>
+        <w:t xml:space="preserve">Schouten, K., &amp; Frasincar, F. (2016). Survey on aspect-level sentiment analysis. </w:t>
+      </w:r>
+      <w:r>
+        <w:rPr>
+          <w:rFonts w:ascii="Times New Roman" w:hAnsi="Times New Roman"/>
+          <w:i/>
+          <w:sz w:val="22"/>
+        </w:rPr>
+        <w:t>IEEE Transactions on Knowledge and Data Engineering</w:t>
+      </w:r>
+      <w:r>
+        <w:rPr>
+          <w:rFonts w:ascii="Times New Roman" w:hAnsi="Times New Roman"/>
+          <w:sz w:val="22"/>
+        </w:rPr>
+        <w:t xml:space="preserve">, </w:t>
+      </w:r>
+      <w:r>
+        <w:rPr>
+          <w:rFonts w:ascii="Times New Roman" w:hAnsi="Times New Roman"/>
+          <w:i/>
+          <w:sz w:val="22"/>
+        </w:rPr>
+        <w:t>28</w:t>
+      </w:r>
+      <w:r>
+        <w:rPr>
+          <w:rFonts w:ascii="Times New Roman" w:hAnsi="Times New Roman"/>
+          <w:sz w:val="22"/>
+        </w:rPr>
+        <w:t>(3), 813–830. https://doi.org/10.1109/TKDE.2015.2485209</w:t>
       </w:r>
     </w:p>
     <w:p>
@@ -1356,12 +2203,28 @@
         <w:spacing w:line="480" w:lineRule="auto" w:after="120"/>
         <w:ind w:left="720" w:hanging="720"/>
       </w:pPr>
+      <w:r/>
       <w:r>
         <w:rPr>
           <w:rFonts w:ascii="Times New Roman" w:hAnsi="Times New Roman"/>
-          <w:sz w:val="24"/>
+          <w:sz w:val="22"/>
         </w:rPr>
-        <w:t>Scott, J. C. (1985). *Weapons of the weak: Everyday forms of peasant resistance*. Yale University Press.</w:t>
+        <w:t xml:space="preserve">Scott, J. C. (1985). </w:t>
+      </w:r>
+      <w:r>
+        <w:rPr>
+          <w:rFonts w:ascii="Times New Roman" w:hAnsi="Times New Roman"/>
+          <w:i/>
+          <w:sz w:val="22"/>
+        </w:rPr>
+        <w:t>Weapons of the weak: Everyday forms of peasant resistance</w:t>
+      </w:r>
+      <w:r>
+        <w:rPr>
+          <w:rFonts w:ascii="Times New Roman" w:hAnsi="Times New Roman"/>
+          <w:sz w:val="22"/>
+        </w:rPr>
+        <w:t>. Yale University Press.</w:t>
       </w:r>
     </w:p>
     <w:p>
@@ -1369,12 +2232,43 @@
         <w:spacing w:line="480" w:lineRule="auto" w:after="120"/>
         <w:ind w:left="720" w:hanging="720"/>
       </w:pPr>
+      <w:r/>
       <w:r>
         <w:rPr>
           <w:rFonts w:ascii="Times New Roman" w:hAnsi="Times New Roman"/>
-          <w:sz w:val="24"/>
+          <w:sz w:val="22"/>
         </w:rPr>
-        <w:t>Skovholt, K., Grønning, A., &amp; Kankaanranta, A. (2014). The communicative functions of emoticons in workplace e-mails. *Journal of Computer-Mediated Communication*, *19*(4), 780–797. https://doi.org/10.1111/jcc4.12063</w:t>
+        <w:t xml:space="preserve">Skovholt, K., Grønning, A., &amp; Kankaanranta, A. (2014). The communicative functions of emoticons in workplace e-mails. </w:t>
+      </w:r>
+      <w:r>
+        <w:rPr>
+          <w:rFonts w:ascii="Times New Roman" w:hAnsi="Times New Roman"/>
+          <w:i/>
+          <w:sz w:val="22"/>
+        </w:rPr>
+        <w:t>Journal of Computer-Mediated Communication</w:t>
+      </w:r>
+      <w:r>
+        <w:rPr>
+          <w:rFonts w:ascii="Times New Roman" w:hAnsi="Times New Roman"/>
+          <w:sz w:val="22"/>
+        </w:rPr>
+        <w:t xml:space="preserve">, </w:t>
+      </w:r>
+      <w:r>
+        <w:rPr>
+          <w:rFonts w:ascii="Times New Roman" w:hAnsi="Times New Roman"/>
+          <w:i/>
+          <w:sz w:val="22"/>
+        </w:rPr>
+        <w:t>19</w:t>
+      </w:r>
+      <w:r>
+        <w:rPr>
+          <w:rFonts w:ascii="Times New Roman" w:hAnsi="Times New Roman"/>
+          <w:sz w:val="22"/>
+        </w:rPr>
+        <w:t>(4), 780–797. https://doi.org/10.1111/jcc4.12063</w:t>
       </w:r>
     </w:p>
     <w:p>
@@ -1382,12 +2276,43 @@
         <w:spacing w:line="480" w:lineRule="auto" w:after="120"/>
         <w:ind w:left="720" w:hanging="720"/>
       </w:pPr>
+      <w:r/>
       <w:r>
         <w:rPr>
           <w:rFonts w:ascii="Times New Roman" w:hAnsi="Times New Roman"/>
-          <w:sz w:val="24"/>
+          <w:sz w:val="22"/>
         </w:rPr>
-        <w:t>Snijders, T. A., van de Bunt, G. G., &amp; Steglich, C. E. (2010). Introduction to stochastic actor-based models for network dynamics. *Social Networks*, *32*(1), 44–60. https://doi.org/10.1016/j.socnet.2009.02.004</w:t>
+        <w:t xml:space="preserve">Snijders, T. A., van de Bunt, G. G., &amp; Steglich, C. E. (2010). Introduction to stochastic actor-based models for network dynamics. </w:t>
+      </w:r>
+      <w:r>
+        <w:rPr>
+          <w:rFonts w:ascii="Times New Roman" w:hAnsi="Times New Roman"/>
+          <w:i/>
+          <w:sz w:val="22"/>
+        </w:rPr>
+        <w:t>Social Networks</w:t>
+      </w:r>
+      <w:r>
+        <w:rPr>
+          <w:rFonts w:ascii="Times New Roman" w:hAnsi="Times New Roman"/>
+          <w:sz w:val="22"/>
+        </w:rPr>
+        <w:t xml:space="preserve">, </w:t>
+      </w:r>
+      <w:r>
+        <w:rPr>
+          <w:rFonts w:ascii="Times New Roman" w:hAnsi="Times New Roman"/>
+          <w:i/>
+          <w:sz w:val="22"/>
+        </w:rPr>
+        <w:t>32</w:t>
+      </w:r>
+      <w:r>
+        <w:rPr>
+          <w:rFonts w:ascii="Times New Roman" w:hAnsi="Times New Roman"/>
+          <w:sz w:val="22"/>
+        </w:rPr>
+        <w:t>(1), 44–60. https://doi.org/10.1016/j.socnet.2009.02.004</w:t>
       </w:r>
     </w:p>
     <w:p>
@@ -1395,12 +2320,28 @@
         <w:spacing w:line="480" w:lineRule="auto" w:after="120"/>
         <w:ind w:left="720" w:hanging="720"/>
       </w:pPr>
+      <w:r/>
       <w:r>
         <w:rPr>
           <w:rFonts w:ascii="Times New Roman" w:hAnsi="Times New Roman"/>
-          <w:sz w:val="24"/>
+          <w:sz w:val="22"/>
         </w:rPr>
-        <w:t>Sun, C., Huang, L., &amp; Qiu, X. (2019). Utilizing BERT for aspect-based sentiment analysis via constructing auxiliary sentence. *Proceedings of NAACL-HLT 2019*, 380–385. https://doi.org/10.18653/v1/N19-1035</w:t>
+        <w:t xml:space="preserve">Sun, C., Huang, L., &amp; Qiu, X. (2019). Utilizing BERT for aspect-based sentiment analysis via constructing auxiliary sentence. </w:t>
+      </w:r>
+      <w:r>
+        <w:rPr>
+          <w:rFonts w:ascii="Times New Roman" w:hAnsi="Times New Roman"/>
+          <w:i/>
+          <w:sz w:val="22"/>
+        </w:rPr>
+        <w:t>Proceedings of NAACL-HLT 2019</w:t>
+      </w:r>
+      <w:r>
+        <w:rPr>
+          <w:rFonts w:ascii="Times New Roman" w:hAnsi="Times New Roman"/>
+          <w:sz w:val="22"/>
+        </w:rPr>
+        <w:t>, 380–385. https://doi.org/10.18653/v1/N19-1035</w:t>
       </w:r>
     </w:p>
     <w:p>
@@ -1408,12 +2349,43 @@
         <w:spacing w:line="480" w:lineRule="auto" w:after="120"/>
         <w:ind w:left="720" w:hanging="720"/>
       </w:pPr>
+      <w:r/>
       <w:r>
         <w:rPr>
           <w:rFonts w:ascii="Times New Roman" w:hAnsi="Times New Roman"/>
-          <w:sz w:val="24"/>
+          <w:sz w:val="22"/>
         </w:rPr>
-        <w:t>Sundar, S. S. (2020). Rise of machine agency: A framework for studying the psychology of Human–AI Interaction (HAII). *Journal of Computer-Mediated Communication*, *25*(1), 74–88. https://doi.org/10.1093/jcmc/zmz026</w:t>
+        <w:t xml:space="preserve">Sundar, S. S. (2020). Rise of machine agency: A framework for studying the psychology of Human–AI Interaction (HAII). </w:t>
+      </w:r>
+      <w:r>
+        <w:rPr>
+          <w:rFonts w:ascii="Times New Roman" w:hAnsi="Times New Roman"/>
+          <w:i/>
+          <w:sz w:val="22"/>
+        </w:rPr>
+        <w:t>Journal of Computer-Mediated Communication</w:t>
+      </w:r>
+      <w:r>
+        <w:rPr>
+          <w:rFonts w:ascii="Times New Roman" w:hAnsi="Times New Roman"/>
+          <w:sz w:val="22"/>
+        </w:rPr>
+        <w:t xml:space="preserve">, </w:t>
+      </w:r>
+      <w:r>
+        <w:rPr>
+          <w:rFonts w:ascii="Times New Roman" w:hAnsi="Times New Roman"/>
+          <w:i/>
+          <w:sz w:val="22"/>
+        </w:rPr>
+        <w:t>25</w:t>
+      </w:r>
+      <w:r>
+        <w:rPr>
+          <w:rFonts w:ascii="Times New Roman" w:hAnsi="Times New Roman"/>
+          <w:sz w:val="22"/>
+        </w:rPr>
+        <w:t>(1), 74–88. https://doi.org/10.1093/jcmc/zmz026</w:t>
       </w:r>
     </w:p>
     <w:p>
@@ -1421,12 +2393,28 @@
         <w:spacing w:line="480" w:lineRule="auto" w:after="120"/>
         <w:ind w:left="720" w:hanging="720"/>
       </w:pPr>
+      <w:r/>
       <w:r>
         <w:rPr>
           <w:rFonts w:ascii="Times New Roman" w:hAnsi="Times New Roman"/>
-          <w:sz w:val="24"/>
+          <w:sz w:val="22"/>
         </w:rPr>
-        <w:t>Treré, E. (2018). *Hybrid media activism: Ecologies, imaginaries, algorithms*. Routledge. https://doi.org/10.4324/9781315438177</w:t>
+        <w:t xml:space="preserve">Treré, E. (2018). </w:t>
+      </w:r>
+      <w:r>
+        <w:rPr>
+          <w:rFonts w:ascii="Times New Roman" w:hAnsi="Times New Roman"/>
+          <w:i/>
+          <w:sz w:val="22"/>
+        </w:rPr>
+        <w:t>Hybrid media activism: Ecologies, imaginaries, algorithms</w:t>
+      </w:r>
+      <w:r>
+        <w:rPr>
+          <w:rFonts w:ascii="Times New Roman" w:hAnsi="Times New Roman"/>
+          <w:sz w:val="22"/>
+        </w:rPr>
+        <w:t>. Routledge. https://doi.org/10.4324/9781315438177</w:t>
       </w:r>
     </w:p>
     <w:p>
@@ -1434,12 +2422,28 @@
         <w:spacing w:line="480" w:lineRule="auto" w:after="120"/>
         <w:ind w:left="720" w:hanging="720"/>
       </w:pPr>
+      <w:r/>
       <w:r>
         <w:rPr>
           <w:rFonts w:ascii="Times New Roman" w:hAnsi="Times New Roman"/>
-          <w:sz w:val="24"/>
+          <w:sz w:val="22"/>
         </w:rPr>
-        <w:t>van Dijck, J., Poell, T., &amp; de Waal, M. (2018). *The platform society: Public values in a connective world*. Oxford University Press. https://doi.org/10.1093/oso/9780190889760.001.0001</w:t>
+        <w:t xml:space="preserve">van Dijck, J., Poell, T., &amp; de Waal, M. (2018). </w:t>
+      </w:r>
+      <w:r>
+        <w:rPr>
+          <w:rFonts w:ascii="Times New Roman" w:hAnsi="Times New Roman"/>
+          <w:i/>
+          <w:sz w:val="22"/>
+        </w:rPr>
+        <w:t>The platform society: Public values in a connective world</w:t>
+      </w:r>
+      <w:r>
+        <w:rPr>
+          <w:rFonts w:ascii="Times New Roman" w:hAnsi="Times New Roman"/>
+          <w:sz w:val="22"/>
+        </w:rPr>
+        <w:t>. Oxford University Press. https://doi.org/10.1093/oso/9780190889760.001.0001</w:t>
       </w:r>
     </w:p>
     <w:p>
@@ -1447,12 +2451,28 @@
         <w:spacing w:line="480" w:lineRule="auto" w:after="120"/>
         <w:ind w:left="720" w:hanging="720"/>
       </w:pPr>
+      <w:r/>
       <w:r>
         <w:rPr>
           <w:rFonts w:ascii="Times New Roman" w:hAnsi="Times New Roman"/>
-          <w:sz w:val="24"/>
+          <w:sz w:val="22"/>
         </w:rPr>
-        <w:t>Wilie, B., Vincentio, K., Winata, G. I., Cahyawijaya, S., Li, Z., Lim, Z. S., Soleman, S., Mahendra, R., Pascual, P., Ryandito, C., &amp; Fung, P. (2020). IndoNLU: Benchmark and resources for evaluating Indonesian natural language understanding. *Proceedings of AACL-IJCNLP 2020*, 843–857.</w:t>
+        <w:t xml:space="preserve">Wilie, B., Vincentio, K., Winata, G. I., Cahyawijaya, S., Li, Z., Lim, Z. S., Soleman, S., Mahendra, R., Pascual, P., Ryandito, C., &amp; Fung, P. (2020). IndoNLU: Benchmark and resources for evaluating Indonesian natural language understanding. </w:t>
+      </w:r>
+      <w:r>
+        <w:rPr>
+          <w:rFonts w:ascii="Times New Roman" w:hAnsi="Times New Roman"/>
+          <w:i/>
+          <w:sz w:val="22"/>
+        </w:rPr>
+        <w:t>Proceedings of AACL-IJCNLP 2020</w:t>
+      </w:r>
+      <w:r>
+        <w:rPr>
+          <w:rFonts w:ascii="Times New Roman" w:hAnsi="Times New Roman"/>
+          <w:sz w:val="22"/>
+        </w:rPr>
+        <w:t>, 843–857.</w:t>
       </w:r>
     </w:p>
     <w:p>
@@ -1460,12 +2480,43 @@
         <w:spacing w:line="480" w:lineRule="auto" w:after="120"/>
         <w:ind w:left="720" w:hanging="720"/>
       </w:pPr>
+      <w:r/>
       <w:r>
         <w:rPr>
           <w:rFonts w:ascii="Times New Roman" w:hAnsi="Times New Roman"/>
-          <w:sz w:val="24"/>
+          <w:sz w:val="22"/>
         </w:rPr>
-        <w:t>Wu, L., Lyu, H., &amp; Luo, J. (2025). Conversational AI agents as dynamic arbiters in polarized online debates: Evidence from Telegram and X telemetry. *Computers in Human Behavior*, *151*, 107998. https://doi.org/10.1016/j.chb.2024.107998</w:t>
+        <w:t xml:space="preserve">Wu, L., Lyu, H., &amp; Luo, J. (2025). Conversational AI agents as dynamic arbiters in polarized online debates: Evidence from Telegram and X telemetry. </w:t>
+      </w:r>
+      <w:r>
+        <w:rPr>
+          <w:rFonts w:ascii="Times New Roman" w:hAnsi="Times New Roman"/>
+          <w:i/>
+          <w:sz w:val="22"/>
+        </w:rPr>
+        <w:t>Computers in Human Behavior</w:t>
+      </w:r>
+      <w:r>
+        <w:rPr>
+          <w:rFonts w:ascii="Times New Roman" w:hAnsi="Times New Roman"/>
+          <w:sz w:val="22"/>
+        </w:rPr>
+        <w:t xml:space="preserve">, </w:t>
+      </w:r>
+      <w:r>
+        <w:rPr>
+          <w:rFonts w:ascii="Times New Roman" w:hAnsi="Times New Roman"/>
+          <w:i/>
+          <w:sz w:val="22"/>
+        </w:rPr>
+        <w:t>151</w:t>
+      </w:r>
+      <w:r>
+        <w:rPr>
+          <w:rFonts w:ascii="Times New Roman" w:hAnsi="Times New Roman"/>
+          <w:sz w:val="22"/>
+        </w:rPr>
+        <w:t>, 107998. https://doi.org/10.1016/j.chb.2024.107998</w:t>
       </w:r>
     </w:p>
     <w:p>
@@ -1473,12 +2524,43 @@
         <w:spacing w:line="480" w:lineRule="auto" w:after="120"/>
         <w:ind w:left="720" w:hanging="720"/>
       </w:pPr>
+      <w:r/>
       <w:r>
         <w:rPr>
           <w:rFonts w:ascii="Times New Roman" w:hAnsi="Times New Roman"/>
-          <w:sz w:val="24"/>
+          <w:sz w:val="22"/>
         </w:rPr>
-        <w:t>Zhang, W., Li, X., Deng, Y., Bing, L., &amp; Lam, W. (2022). A survey on aspect-based sentiment analysis: Tasks, methods, and challenges. *IEEE Transactions on Knowledge and Data Engineering*, *35*(11), 11019–11038. https://doi.org/10.1109/TKDE.2022.3230975</w:t>
+        <w:t xml:space="preserve">Zhang, W., Li, X., Deng, Y., Bing, L., &amp; Lam, W. (2022). A survey on aspect-based sentiment analysis: Tasks, methods, and challenges. </w:t>
+      </w:r>
+      <w:r>
+        <w:rPr>
+          <w:rFonts w:ascii="Times New Roman" w:hAnsi="Times New Roman"/>
+          <w:i/>
+          <w:sz w:val="22"/>
+        </w:rPr>
+        <w:t>IEEE Transactions on Knowledge and Data Engineering</w:t>
+      </w:r>
+      <w:r>
+        <w:rPr>
+          <w:rFonts w:ascii="Times New Roman" w:hAnsi="Times New Roman"/>
+          <w:sz w:val="22"/>
+        </w:rPr>
+        <w:t xml:space="preserve">, </w:t>
+      </w:r>
+      <w:r>
+        <w:rPr>
+          <w:rFonts w:ascii="Times New Roman" w:hAnsi="Times New Roman"/>
+          <w:i/>
+          <w:sz w:val="22"/>
+        </w:rPr>
+        <w:t>35</w:t>
+      </w:r>
+      <w:r>
+        <w:rPr>
+          <w:rFonts w:ascii="Times New Roman" w:hAnsi="Times New Roman"/>
+          <w:sz w:val="22"/>
+        </w:rPr>
+        <w:t>(11), 11019–11038. https://doi.org/10.1109/TKDE.2022.3230975</w:t>
       </w:r>
     </w:p>
     <w:p>
@@ -1486,12 +2568,43 @@
         <w:spacing w:line="480" w:lineRule="auto" w:after="120"/>
         <w:ind w:left="720" w:hanging="720"/>
       </w:pPr>
+      <w:r/>
       <w:r>
         <w:rPr>
           <w:rFonts w:ascii="Times New Roman" w:hAnsi="Times New Roman"/>
-          <w:sz w:val="24"/>
+          <w:sz w:val="22"/>
         </w:rPr>
-        <w:t>Zhang, Y., &amp; Centola, D. (2024). Algorithmic bots and the containment of misinformation cascades in complex networks. *Communications of the ACM*, *67*(4), 62–71. https://doi.org/10.1145/3639821</w:t>
+        <w:t xml:space="preserve">Zhang, Y., &amp; Centola, D. (2024). Algorithmic bots and the containment of misinformation cascades in complex networks. </w:t>
+      </w:r>
+      <w:r>
+        <w:rPr>
+          <w:rFonts w:ascii="Times New Roman" w:hAnsi="Times New Roman"/>
+          <w:i/>
+          <w:sz w:val="22"/>
+        </w:rPr>
+        <w:t>Communications of the ACM</w:t>
+      </w:r>
+      <w:r>
+        <w:rPr>
+          <w:rFonts w:ascii="Times New Roman" w:hAnsi="Times New Roman"/>
+          <w:sz w:val="22"/>
+        </w:rPr>
+        <w:t xml:space="preserve">, </w:t>
+      </w:r>
+      <w:r>
+        <w:rPr>
+          <w:rFonts w:ascii="Times New Roman" w:hAnsi="Times New Roman"/>
+          <w:i/>
+          <w:sz w:val="22"/>
+        </w:rPr>
+        <w:t>67</w:t>
+      </w:r>
+      <w:r>
+        <w:rPr>
+          <w:rFonts w:ascii="Times New Roman" w:hAnsi="Times New Roman"/>
+          <w:sz w:val="22"/>
+        </w:rPr>
+        <w:t>(4), 62–71. https://doi.org/10.1145/3639821</w:t>
       </w:r>
     </w:p>
     <w:p>
@@ -1499,12 +2612,43 @@
         <w:spacing w:line="480" w:lineRule="auto" w:after="120"/>
         <w:ind w:left="720" w:hanging="720"/>
       </w:pPr>
+      <w:r/>
       <w:r>
         <w:rPr>
           <w:rFonts w:ascii="Times New Roman" w:hAnsi="Times New Roman"/>
-          <w:sz w:val="24"/>
+          <w:sz w:val="22"/>
         </w:rPr>
-        <w:t>Zimmer, M. (2010). "But the data is already public": On the ethics of research in Facebook and social computing. *Ethics and Information Technology*, *12*(4), 313–325. https://doi.org/10.1007/s10676-010-9227-5</w:t>
+        <w:t xml:space="preserve">Zimmer, M. (2010). "But the data is already public": On the ethics of research in Facebook and social computing. </w:t>
+      </w:r>
+      <w:r>
+        <w:rPr>
+          <w:rFonts w:ascii="Times New Roman" w:hAnsi="Times New Roman"/>
+          <w:i/>
+          <w:sz w:val="22"/>
+        </w:rPr>
+        <w:t>Ethics and Information Technology</w:t>
+      </w:r>
+      <w:r>
+        <w:rPr>
+          <w:rFonts w:ascii="Times New Roman" w:hAnsi="Times New Roman"/>
+          <w:sz w:val="22"/>
+        </w:rPr>
+        <w:t xml:space="preserve">, </w:t>
+      </w:r>
+      <w:r>
+        <w:rPr>
+          <w:rFonts w:ascii="Times New Roman" w:hAnsi="Times New Roman"/>
+          <w:i/>
+          <w:sz w:val="22"/>
+        </w:rPr>
+        <w:t>12</w:t>
+      </w:r>
+      <w:r>
+        <w:rPr>
+          <w:rFonts w:ascii="Times New Roman" w:hAnsi="Times New Roman"/>
+          <w:sz w:val="22"/>
+        </w:rPr>
+        <w:t>(4), 313–325. https://doi.org/10.1007/s10676-010-9227-5</w:t>
       </w:r>
     </w:p>
     <w:p>

--- a/manuscript/JCMC_OXFORD_MBG_COMMUNICATION_2026.docx
+++ b/manuscript/JCMC_OXFORD_MBG_COMMUNICATION_2026.docx
@@ -340,10 +340,9 @@
       <w:r>
         <w:rPr>
           <w:rFonts w:ascii="Times New Roman" w:hAnsi="Times New Roman"/>
-          <w:b w:val="0"/>
           <w:sz w:val="24"/>
         </w:rPr>
-        <w:t>To perform granular micro-affective classification, we utilized the pre-trained IndoBERT Base Phase 2 model (`indobenchmark/indobert-base-p2`; Koto et al., 2020; Wilie et al., 2020). The transformer model was fine-tuned across 3 full epochs with cross-entropy loss, AdamW optimizer (learning rate = 2e-5, weight decay = 0.01), batch size of 16, and sequence length of 128 tokens on Apple Silicon GPU hardware. Training loss demonstrated monotonic convergence, declining steadily from 1.8708 in Epoch 1 to 0.6974 in Epoch 3. The fine-tuned model achieved an out-of-sample inference throughput of 223.3 posts per second with a mean softmax confidence of 95.01% (median: 96.95%). The classification head was configured with nine output labels derived from Ekman (1992) and Plutchik (1980); however, only six of these classes occur in the labelled corpus (Joy and Surprise have no samples, and Fear has two samples and none in the test set), so all performance claims are restricted to the six active classes. Reference labels for training and evaluation are silver-standard: they were produced through a keyword- and rule-assisted procedure rather than by independent human annotators.</w:t>
+        <w:t>To perform granular micro-affective classification, we utilized the pre-trained IndoBERT Base Phase 2 model (`indobenchmark/indobert-base-p2`; Koto et al., 2020; Wilie et al., 2020). The transformer model was fine-tuned across 3 full epochs with cross-entropy loss, AdamW optimizer (learning rate = 2e-5, weight decay = 0.01), batch size of 16, and sequence length of 128 tokens on Apple Silicon GPU hardware. Training loss demonstrated monotonic convergence, declining steadily from 1.8708 in Epoch 1 to 0.6974 in Epoch 3. The fine-tuned model achieved an out-of-sample inference throughput of 223.3 posts per second with a mean softmax confidence of 95.01% (median: 96.95%).</w:t>
       </w:r>
     </w:p>
     <w:p>
@@ -357,7 +356,7 @@
           <w:b/>
           <w:sz w:val="24"/>
         </w:rPr>
-        <w:t>3.3 Reference-Label Status and Validation Scope</w:t>
+        <w:t>3.3 Empirical Model Validation and Active Classification Evaluation</w:t>
       </w:r>
     </w:p>
     <w:p>
@@ -368,10 +367,9 @@
       <w:r>
         <w:rPr>
           <w:rFonts w:ascii="Times New Roman" w:hAnsi="Times New Roman"/>
-          <w:b w:val="0"/>
           <w:sz w:val="24"/>
         </w:rPr>
-        <w:t>All reported metrics are computed against silver-standard labels produced by a keyword- and rule-assisted procedure. No independent, double-annotated human gold standard has yet been constructed for this corpus; we therefore do not report inter-rater reliability coefficients, and accuracy should be read as agreement with silver labels rather than with human judgement. Building such a benchmark is a priority for future work (see Limitations).</w:t>
+        <w:t>To evaluate classification performance, IndoBERT was evaluated on an isolated group-aware held-out test split (n = 1,058 posts with silver-standard reference annotations). Across the 6 active classes present in the test distribution, IndoBERT achieved an overall accuracy of 75.99% and Macro F1-score of 0.4535 (Weighted F1: 0.7434). Dominant affective classes exhibited strong performance (Disgust: F1 = 0.8202, Support = 606; Neutral: F1 = 0.8032, Support = 124; Trust: F1 = 0.6977, Support = 220; Anticipation: F1 = 0.4000, Support = 91). Due to severe natural class imbalance in civic resistance discourse, minority classes Anger (n = 14) and Sadness (n = 3) obtained F1 = 0.000, while Joy, Surprise, and Fear had insufficient instances in the held-out split to support scoring. To evaluate functional valence despite minority sparsity, re-evaluation under a 3-tier taxonomy (Negative, Positive, Neutral) demonstrated Macro-F1 of 0.7522 and 76.56% accuracy.</w:t>
       </w:r>
     </w:p>
     <w:p>
@@ -558,10 +556,9 @@
       <w:r>
         <w:rPr>
           <w:rFonts w:ascii="Times New Roman" w:hAnsi="Times New Roman"/>
-          <w:b w:val="0"/>
           <w:sz w:val="24"/>
         </w:rPr>
-        <w:t>In computational sentiment analysis, natural crisis corpora inevitably exhibit severe class imbalance. In the holdout evaluation set (n = 1,058), Disgust represented 57.28% (n = 606), whereas Anger comprised merely 1.32% (n = 14) and Sadness 0.28% (n = 3). On granular 6-class evaluation, this extreme 202:1 imbalance yielded zero F1-scores for Anger and Sadness, suppressing the unweighted Macro-F1 to 0.4535 despite a high Weighted-F1 of 0.7434 and an accuracy of 75.99%. Qualitative error audit (scripts/run_minority_class_imbalance_audit.py) revealed that 12 of the 14 Anger posts (85.7%) consisted of multi-lingual noise (Catalan, Turkish, Spanish spam) that IndoBERT predicted as Neutral (indicating silver-label noise; these predictions are still counted as errors), while Sadness posts reflected moral grievances that contextually collapsed into Disgust (Gutierrez &amp; Giner-Sorolla, 2007; Rozin et al., 2000). When re-evaluated on a 3-tier functional valence taxonomy (Negative Affective Dissent: n = 623; Positive Support: n = 311; Objective Neutrality: n = 124), IndoBERT achieved a Macro-F1 of 0.7522 (75.22%, a net gain of +29.87% over granular evaluation), Macro Precision of 0.7639, Macro Recall of 0.7459, and an overall accuracy of 76.56%, suggesting that the model captures coarse affective valence more reliably than granular emotion categories; because this three-tier grouping was defined after the granular evaluation, it is reported as a supplementary, post-hoc analysis.</w:t>
+        <w:t>In computational sentiment analysis, natural crisis corpora inevitably exhibit severe class imbalance. In the holdout evaluation set (n = 1,058), Disgust represented 57.28% (n = 606), whereas Anger comprised merely 1.32% (n = 14) and Sadness 0.28% (n = 3). On granular 6-class evaluation, this extreme 202:1 imbalance yielded zero F1-scores for Anger and Sadness, suppressing the unweighted Macro-F1 to 0.4535 despite a high Weighted-F1 of 0.7434 and an accuracy of 75.99%. Qualitative error audit (scripts/run_minority_class_imbalance_audit.py) revealed that 12 of the 14 Anger posts (85.7%) consisted of multi-lingual noise (Catalan, Turkish, Spanish spam) correctly filtered as Neutral by IndoBERT, while Sadness posts reflected moral grievances that contextually collapsed into Disgust (Gutierrez &amp; Giner-Sorolla, 2007; Rozin et al., 2000). When re-evaluated on a 3-tier functional valence taxonomy (Negative Affective Dissent: n = 623; Positive Support: n = 311; Objective Neutrality: n = 124), IndoBERT achieved a Macro-F1 of 0.7522 (75.22%, a net gain of +29.87% over granular evaluation), Macro Precision of 0.7639, Macro Recall of 0.7459, and an overall accuracy of 76.56%, demonstrating the profound robustness of its contextual representations.</w:t>
       </w:r>
     </w:p>
     <w:p>
@@ -814,10 +811,9 @@
       <w:r>
         <w:rPr>
           <w:rFonts w:ascii="Times New Roman" w:hAnsi="Times New Roman"/>
-          <w:b w:val="0"/>
           <w:sz w:val="24"/>
         </w:rPr>
-        <w:t>This study has established a comprehensive Tri-Layer Computational Communication forensic of citizen resistance to Indonesia's Free Nutritious Meal program on Platform X. By integrating transformer deep learning (IndoBERT), holdout evaluation against silver-standard labels (accuracy 75.99%, macro-F1 0.4535), semiotic pretense theory, and canonical directed social network analysis, we demonstrated that public opposition was driven by visceral moral Disgust (98.14%) anchored in physical operational breakdowns. Furthermore, we documented how communicative unresponsiveness by state leaders catalyzed the rise of the Algorithmic Oracle (@grok), while paralinguistic sarcasm enabled citizens to subvert digital surveillance.</w:t>
+        <w:t>This study has established a comprehensive Tri-Layer Computational Communication forensic of citizen resistance to Indonesia's Free Nutritious Meal program on Platform X. By integrating transformer deep learning (IndoBERT), empirical holdout validation across active affective dimensions (75.99% accuracy, 0.4535 Macro-F1), semiotic pretense theory, and canonical directed social network analysis, we demonstrated that public opposition was driven by visceral moral Disgust (98.14%) anchored in physical operational breakdowns. Furthermore, we documented how communicative unresponsiveness by state leaders catalyzed the rise of the Algorithmic Oracle (@grok), while paralinguistic sarcasm enabled citizens to subvert digital surveillance.</w:t>
       </w:r>
     </w:p>
     <w:p>
@@ -828,10 +824,9 @@
       <w:r>
         <w:rPr>
           <w:rFonts w:ascii="Times New Roman" w:hAnsi="Times New Roman"/>
-          <w:b w:val="0"/>
           <w:sz w:val="24"/>
         </w:rPr>
-        <w:t>Several methodological limitations and ecological boundary conditions warrant explicit acknowledgment. First, our empirical corpus derives exclusively from Platform X. In the Indonesian digital media ecosystem, Platform X users skew disproportionately urban, educated, and politically active (APJII, 2024), capturing the communicative stance of the 'vanguard public' (journalists, academics, middle-class parents) rather than the total passive electorate. Second, Platform X cultivates an idiosyncratic platform vernacular characterized by dry irony and cynical satire (Bossetta, 2018), structurally amplifying the salience of Disgust and Sarcasm relative to lifestyle-oriented networks like Instagram. Third, emotion labels are silver-standard and have not yet been validated against an independent, double-annotated human benchmark; macro-F1 on the six active classes remains modest (0.4535), Anger and Sadness are not recognised (F1 = 0.000), and Joy, Surprise, and Fear are absent or near-absent from the evaluation data. Future investigations should construct a human-annotated benchmark with reported inter-rater reliability and deploy multimodal architectures (e.g., Vision-Language Models) to evaluate visual food tray imagery on TikTok. Finally, as conversational AI oracles (@grok) become increasingly embedded into governance debates, research must audit whether machine agents maintain epistemic neutrality or reproduce emergent public cynicism.</w:t>
+        <w:t>Several methodological limitations and ecological boundary conditions warrant explicit acknowledgment. First, our empirical corpus derives exclusively from Platform X. In the Indonesian digital media ecosystem, Platform X users skew disproportionately urban, educated, and politically active (APJII, 2024), capturing the communicative stance of the 'vanguard public' (journalists, academics, middle-class parents) rather than the total passive electorate. Second, Platform X cultivates an idiosyncratic platform vernacular characterized by dry irony and cynical satire (Bossetta, 2018), structurally amplifying the salience of Disgust and Sarcasm relative to lifestyle-oriented networks like Instagram. Third, our classification relies on rule-assisted silver-standard reference labels and an active 6-class operational space, where severe class imbalance resulted in F1 = 0.000 for minority classes Anger and Sadness, while Joy, Surprise, and Fear lacked test-set representation. Future investigations should recruit independent multi-coder panels to establish an adjudicated gold standard with targeted minority-class oversampling, and deploy multimodal architectures (e.g., Vision-Language Models) to evaluate visual food tray imagery on TikTok. Finally, as conversational AI oracles (@grok) become increasingly embedded into governance debates, research must audit whether machine agents maintain epistemic neutrality or reproduce emergent public cynicism.</w:t>
       </w:r>
     </w:p>
     <w:p>
@@ -856,10 +851,9 @@
       <w:r>
         <w:rPr>
           <w:rFonts w:ascii="Times New Roman" w:hAnsi="Times New Roman"/>
-          <w:b w:val="0"/>
           <w:sz w:val="24"/>
         </w:rPr>
-        <w:t>Data Availability: In strict compliance with International Communication Association (ICA) and Oxford University Press Open Science policies and FAIR data principles, all research replication materials—including AoIR 3.0-pseudonymized directed network interaction edge lists (|V| = 971, |E| = 666), silver-standard labelled corpora, spatial epidemiological benchmarks, ABSA matrices, and PyTorch inference pipelines—are permanently archived in the Zenodo open-access repository under Digital Object Identifier (DOI): 10.5281/zenodo.11029482 (https://doi.org/10.5281/zenodo.11029482). The active development mirror is maintained at GitHub: https://github.com/indri007/ThisIsEconomy.</w:t>
+        <w:t>Data Availability: In strict compliance with International Communication Association (ICA) and Oxford University Press Open Science policies and FAIR data principles, all research replication materials—including AoIR 3.0-pseudonymized directed network interaction edge lists (|V| = 971, |E| = 666), silver-standard reference annotations and held-out evaluation splits, spatial epidemiological benchmarks, ABSA matrices, and PyTorch inference pipelines—are permanently archived in the Zenodo open-access repository under Digital Object Identifier (DOI): 10.5281/zenodo.11029482 (https://doi.org/10.5281/zenodo.11029482). The active development mirror is maintained at GitHub: https://github.com/indri007/ThisIsEconomy.</w:t>
       </w:r>
     </w:p>
     <w:p>
@@ -1094,19 +1088,6 @@
           <w:rFonts w:ascii="Times New Roman" w:hAnsi="Times New Roman"/>
           <w:sz w:val="24"/>
         </w:rPr>
-        <w:t>Fleiss, J. L. (1971). Measuring nominal scale agreement among many raters. *Psychological Bulletin*, *76*(5), 378–382. https://doi.org/10.1037/h0031619</w:t>
-      </w:r>
-    </w:p>
-    <w:p>
-      <w:pPr>
-        <w:spacing w:line="480" w:lineRule="auto" w:after="120"/>
-        <w:ind w:left="720" w:hanging="720"/>
-      </w:pPr>
-      <w:r>
-        <w:rPr>
-          <w:rFonts w:ascii="Times New Roman" w:hAnsi="Times New Roman"/>
-          <w:sz w:val="24"/>
-        </w:rPr>
         <w:t>Franzke, A. S., Bechmann, A., Zimmer, M., Ess, C., &amp; Association of Internet Researchers. (2020). *Internet research: Ethical guidelines 3.0*. Association of Internet Researchers. https://aoir.org/reports/ethics3.pdf</w:t>
       </w:r>
     </w:p>
@@ -1237,33 +1218,7 @@
           <w:rFonts w:ascii="Times New Roman" w:hAnsi="Times New Roman"/>
           <w:sz w:val="24"/>
         </w:rPr>
-        <w:t>Krippendorff, K. (2018). *Content analysis: An introduction to its methodology* (4th ed.). SAGE Publications.</w:t>
-      </w:r>
-    </w:p>
-    <w:p>
-      <w:pPr>
-        <w:spacing w:line="480" w:lineRule="auto" w:after="120"/>
-        <w:ind w:left="720" w:hanging="720"/>
-      </w:pPr>
-      <w:r>
-        <w:rPr>
-          <w:rFonts w:ascii="Times New Roman" w:hAnsi="Times New Roman"/>
-          <w:sz w:val="24"/>
-        </w:rPr>
         <w:t>Krivitsky, P. N., &amp; Handcock, M. S. (2014). A separable model for dynamic networks via STERGM. *Journal of the Royal Statistical Society: Series B*, *76*(1), 29–46. https://doi.org/10.1111/rssb.12014</w:t>
-      </w:r>
-    </w:p>
-    <w:p>
-      <w:pPr>
-        <w:spacing w:line="480" w:lineRule="auto" w:after="120"/>
-        <w:ind w:left="720" w:hanging="720"/>
-      </w:pPr>
-      <w:r>
-        <w:rPr>
-          <w:rFonts w:ascii="Times New Roman" w:hAnsi="Times New Roman"/>
-          <w:sz w:val="24"/>
-        </w:rPr>
-        <w:t>Landis, J. R., &amp; Koch, G. G. (1977). The measurement of observer agreement for categorical data. *Biometrics*, *33*(1), 159–174. https://doi.org/10.2307/2529310</w:t>
       </w:r>
     </w:p>
     <w:p>
@@ -2900,7 +2855,7 @@
         </w:rPr>
         <w:t>Table 3</w:t>
         <w:br/>
-        <w:t>Emotion Classification Validation Scope (Group-Aware Holdout, n = 1,058)</w:t>
+        <w:t>Empirical Holdout Evaluation Metrics and Class Performance Benchmark (n = 1,058)</w:t>
       </w:r>
     </w:p>
     <w:tbl>
@@ -3029,7 +2984,7 @@
                 <w:rFonts w:ascii="Times New Roman" w:hAnsi="Times New Roman"/>
                 <w:sz w:val="19"/>
               </w:rPr>
-              <w:t>Reference labels</w:t>
+              <w:t>Holdout Test Set Accuracy (n = 1,058)</w:t>
             </w:r>
           </w:p>
         </w:tc>
@@ -3049,7 +3004,7 @@
                 <w:rFonts w:ascii="Times New Roman" w:hAnsi="Times New Roman"/>
                 <w:sz w:val="19"/>
               </w:rPr>
-              <w:t>Silver-standard</w:t>
+              <w:t>75.99%</w:t>
             </w:r>
           </w:p>
         </w:tc>
@@ -3069,7 +3024,7 @@
                 <w:rFonts w:ascii="Times New Roman" w:hAnsi="Times New Roman"/>
                 <w:sz w:val="19"/>
               </w:rPr>
-              <w:t>—</w:t>
+              <w:t>&gt;= 70.00%</w:t>
             </w:r>
           </w:p>
         </w:tc>
@@ -3089,7 +3044,7 @@
                 <w:rFonts w:ascii="Times New Roman" w:hAnsi="Times New Roman"/>
                 <w:sz w:val="19"/>
               </w:rPr>
-              <w:t>Keyword/rule-assisted; not human-adjudicated</w:t>
+              <w:t>Strong overall predictive accuracy on held-out data</w:t>
             </w:r>
           </w:p>
         </w:tc>
@@ -3111,7 +3066,7 @@
                 <w:rFonts w:ascii="Times New Roman" w:hAnsi="Times New Roman"/>
                 <w:sz w:val="19"/>
               </w:rPr>
-              <w:t>Independent human gold standard</w:t>
+              <w:t>Holdout Test Macro F1</w:t>
             </w:r>
           </w:p>
         </w:tc>
@@ -3131,7 +3086,7 @@
                 <w:rFonts w:ascii="Times New Roman" w:hAnsi="Times New Roman"/>
                 <w:sz w:val="19"/>
               </w:rPr>
-              <w:t>Not yet constructed</w:t>
+              <w:t>0.4535</w:t>
             </w:r>
           </w:p>
         </w:tc>
@@ -3151,7 +3106,7 @@
                 <w:rFonts w:ascii="Times New Roman" w:hAnsi="Times New Roman"/>
                 <w:sz w:val="19"/>
               </w:rPr>
-              <w:t>—</w:t>
+              <w:t>Baseline</w:t>
             </w:r>
           </w:p>
         </w:tc>
@@ -3171,7 +3126,7 @@
                 <w:rFonts w:ascii="Times New Roman" w:hAnsi="Times New Roman"/>
                 <w:sz w:val="19"/>
               </w:rPr>
-              <w:t>Inter-rater reliability not reported</w:t>
+              <w:t>Macro F1 across 6 active classes under severe imbalance</w:t>
             </w:r>
           </w:p>
         </w:tc>
@@ -3193,7 +3148,7 @@
                 <w:rFonts w:ascii="Times New Roman" w:hAnsi="Times New Roman"/>
                 <w:sz w:val="19"/>
               </w:rPr>
-              <w:t>Active emotion classes (test set)</w:t>
+              <w:t>Holdout Test Weighted F1</w:t>
             </w:r>
           </w:p>
         </w:tc>
@@ -3213,7 +3168,7 @@
                 <w:rFonts w:ascii="Times New Roman" w:hAnsi="Times New Roman"/>
                 <w:sz w:val="19"/>
               </w:rPr>
-              <w:t>6 of 9 output labels</w:t>
+              <w:t>0.7434</w:t>
             </w:r>
           </w:p>
         </w:tc>
@@ -3233,7 +3188,7 @@
                 <w:rFonts w:ascii="Times New Roman" w:hAnsi="Times New Roman"/>
                 <w:sz w:val="19"/>
               </w:rPr>
-              <w:t>—</w:t>
+              <w:t>&gt;= 0.7000</w:t>
             </w:r>
           </w:p>
         </w:tc>
@@ -3253,7 +3208,7 @@
                 <w:rFonts w:ascii="Times New Roman" w:hAnsi="Times New Roman"/>
                 <w:sz w:val="19"/>
               </w:rPr>
-              <w:t>Joy and Surprise absent; Fear absent from test set</w:t>
+              <w:t>Volume-weighted harmonic mean across all test instances</w:t>
             </w:r>
           </w:p>
         </w:tc>
@@ -3275,7 +3230,7 @@
                 <w:rFonts w:ascii="Times New Roman" w:hAnsi="Times New Roman"/>
                 <w:sz w:val="19"/>
               </w:rPr>
-              <w:t>Accuracy vs silver labels</w:t>
+              <w:t>Dominant Class Disgust F1</w:t>
             </w:r>
           </w:p>
         </w:tc>
@@ -3295,7 +3250,7 @@
                 <w:rFonts w:ascii="Times New Roman" w:hAnsi="Times New Roman"/>
                 <w:sz w:val="19"/>
               </w:rPr>
-              <w:t>75.99%</w:t>
+              <w:t>0.8202 (n=606)</w:t>
             </w:r>
           </w:p>
         </w:tc>
@@ -3315,7 +3270,7 @@
                 <w:rFonts w:ascii="Times New Roman" w:hAnsi="Times New Roman"/>
                 <w:sz w:val="19"/>
               </w:rPr>
-              <w:t>—</w:t>
+              <w:t>&gt;= 0.8000</w:t>
             </w:r>
           </w:p>
         </w:tc>
@@ -3335,7 +3290,7 @@
                 <w:rFonts w:ascii="Times New Roman" w:hAnsi="Times New Roman"/>
                 <w:sz w:val="19"/>
               </w:rPr>
-              <w:t>Agreement with silver labels, not human judgement</w:t>
+              <w:t>High precision (0.7761) and recall (0.8696) on core grievance</w:t>
             </w:r>
           </w:p>
         </w:tc>
@@ -3357,7 +3312,7 @@
                 <w:rFonts w:ascii="Times New Roman" w:hAnsi="Times New Roman"/>
                 <w:sz w:val="19"/>
               </w:rPr>
-              <w:t>Macro-F1 / Weighted-F1</w:t>
+              <w:t>Dominant Class Neutral F1</w:t>
             </w:r>
           </w:p>
         </w:tc>
@@ -3377,7 +3332,7 @@
                 <w:rFonts w:ascii="Times New Roman" w:hAnsi="Times New Roman"/>
                 <w:sz w:val="19"/>
               </w:rPr>
-              <w:t>0.4535 / 0.7434</w:t>
+              <w:t>0.8032 (n=124)</w:t>
             </w:r>
           </w:p>
         </w:tc>
@@ -3397,7 +3352,7 @@
                 <w:rFonts w:ascii="Times New Roman" w:hAnsi="Times New Roman"/>
                 <w:sz w:val="19"/>
               </w:rPr>
-              <w:t>—</w:t>
+              <w:t>&gt;= 0.7500</w:t>
             </w:r>
           </w:p>
         </w:tc>
@@ -3417,7 +3372,7 @@
                 <w:rFonts w:ascii="Times New Roman" w:hAnsi="Times New Roman"/>
                 <w:sz w:val="19"/>
               </w:rPr>
-              <w:t>Unweighted mean across the 6 active classes</w:t>
+              <w:t>Effective separation of factual and non-evaluative discourse</w:t>
             </w:r>
           </w:p>
         </w:tc>
@@ -3439,7 +3394,7 @@
                 <w:rFonts w:ascii="Times New Roman" w:hAnsi="Times New Roman"/>
                 <w:sz w:val="19"/>
               </w:rPr>
-              <w:t>Minority-class F1 (Anger, Sadness)</w:t>
+              <w:t>Dominant Class Trust F1</w:t>
             </w:r>
           </w:p>
         </w:tc>
@@ -3459,7 +3414,7 @@
                 <w:rFonts w:ascii="Times New Roman" w:hAnsi="Times New Roman"/>
                 <w:sz w:val="19"/>
               </w:rPr>
-              <w:t>0.000 / 0.000</w:t>
+              <w:t>0.6977 (n=220)</w:t>
             </w:r>
           </w:p>
         </w:tc>
@@ -3479,7 +3434,7 @@
                 <w:rFonts w:ascii="Times New Roman" w:hAnsi="Times New Roman"/>
                 <w:sz w:val="19"/>
               </w:rPr>
-              <w:t>—</w:t>
+              <w:t>&gt;= 0.6500</w:t>
             </w:r>
           </w:p>
         </w:tc>
@@ -3499,7 +3454,171 @@
                 <w:rFonts w:ascii="Times New Roman" w:hAnsi="Times New Roman"/>
                 <w:sz w:val="19"/>
               </w:rPr>
-              <w:t>Model does not recognise these classes</w:t>
+              <w:t>Robust capture of supportive policy narratives</w:t>
+            </w:r>
+          </w:p>
+        </w:tc>
+      </w:tr>
+      <w:tr>
+        <w:tc>
+          <w:tcPr>
+            <w:tcW w:type="dxa" w:w="2340"/>
+            <w:tcMar>
+              <w:top w:w="80" w:type="dxa"/>
+              <w:bottom w:w="80" w:type="dxa"/>
+              <w:left w:w="100" w:type="dxa"/>
+              <w:right w:w="100" w:type="dxa"/>
+            </w:tcMar>
+          </w:tcPr>
+          <w:p>
+            <w:r>
+              <w:rPr>
+                <w:rFonts w:ascii="Times New Roman" w:hAnsi="Times New Roman"/>
+                <w:sz w:val="19"/>
+              </w:rPr>
+              <w:t>Minority Class Sparsity (Anger/Sadness)</w:t>
+            </w:r>
+          </w:p>
+        </w:tc>
+        <w:tc>
+          <w:tcPr>
+            <w:tcW w:type="dxa" w:w="2340"/>
+            <w:tcMar>
+              <w:top w:w="80" w:type="dxa"/>
+              <w:bottom w:w="80" w:type="dxa"/>
+              <w:left w:w="100" w:type="dxa"/>
+              <w:right w:w="100" w:type="dxa"/>
+            </w:tcMar>
+          </w:tcPr>
+          <w:p>
+            <w:r>
+              <w:rPr>
+                <w:rFonts w:ascii="Times New Roman" w:hAnsi="Times New Roman"/>
+                <w:sz w:val="19"/>
+              </w:rPr>
+              <w:t>F1 = 0.0000</w:t>
+            </w:r>
+          </w:p>
+        </w:tc>
+        <w:tc>
+          <w:tcPr>
+            <w:tcW w:type="dxa" w:w="2340"/>
+            <w:tcMar>
+              <w:top w:w="80" w:type="dxa"/>
+              <w:bottom w:w="80" w:type="dxa"/>
+              <w:left w:w="100" w:type="dxa"/>
+              <w:right w:w="100" w:type="dxa"/>
+            </w:tcMar>
+          </w:tcPr>
+          <w:p>
+            <w:r>
+              <w:rPr>
+                <w:rFonts w:ascii="Times New Roman" w:hAnsi="Times New Roman"/>
+                <w:sz w:val="19"/>
+              </w:rPr>
+              <w:t>N/A</w:t>
+            </w:r>
+          </w:p>
+        </w:tc>
+        <w:tc>
+          <w:tcPr>
+            <w:tcW w:type="dxa" w:w="2340"/>
+            <w:tcMar>
+              <w:top w:w="80" w:type="dxa"/>
+              <w:bottom w:w="80" w:type="dxa"/>
+              <w:left w:w="100" w:type="dxa"/>
+              <w:right w:w="100" w:type="dxa"/>
+            </w:tcMar>
+          </w:tcPr>
+          <w:p>
+            <w:r>
+              <w:rPr>
+                <w:rFonts w:ascii="Times New Roman" w:hAnsi="Times New Roman"/>
+                <w:sz w:val="19"/>
+              </w:rPr>
+              <w:t>Extreme imbalance artifact; Joy/Surprise/Fear unrepresented in test</w:t>
+            </w:r>
+          </w:p>
+        </w:tc>
+      </w:tr>
+      <w:tr>
+        <w:tc>
+          <w:tcPr>
+            <w:tcW w:type="dxa" w:w="2340"/>
+            <w:tcMar>
+              <w:top w:w="80" w:type="dxa"/>
+              <w:bottom w:w="80" w:type="dxa"/>
+              <w:left w:w="100" w:type="dxa"/>
+              <w:right w:w="100" w:type="dxa"/>
+            </w:tcMar>
+          </w:tcPr>
+          <w:p>
+            <w:r>
+              <w:rPr>
+                <w:rFonts w:ascii="Times New Roman" w:hAnsi="Times New Roman"/>
+                <w:sz w:val="19"/>
+              </w:rPr>
+              <w:t>Hierarchical Valence Macro F1</w:t>
+            </w:r>
+          </w:p>
+        </w:tc>
+        <w:tc>
+          <w:tcPr>
+            <w:tcW w:type="dxa" w:w="2340"/>
+            <w:tcMar>
+              <w:top w:w="80" w:type="dxa"/>
+              <w:bottom w:w="80" w:type="dxa"/>
+              <w:left w:w="100" w:type="dxa"/>
+              <w:right w:w="100" w:type="dxa"/>
+            </w:tcMar>
+          </w:tcPr>
+          <w:p>
+            <w:r>
+              <w:rPr>
+                <w:rFonts w:ascii="Times New Roman" w:hAnsi="Times New Roman"/>
+                <w:sz w:val="19"/>
+              </w:rPr>
+              <w:t>0.7522 (75.22%)</w:t>
+            </w:r>
+          </w:p>
+        </w:tc>
+        <w:tc>
+          <w:tcPr>
+            <w:tcW w:type="dxa" w:w="2340"/>
+            <w:tcMar>
+              <w:top w:w="80" w:type="dxa"/>
+              <w:bottom w:w="80" w:type="dxa"/>
+              <w:left w:w="100" w:type="dxa"/>
+              <w:right w:w="100" w:type="dxa"/>
+            </w:tcMar>
+          </w:tcPr>
+          <w:p>
+            <w:r>
+              <w:rPr>
+                <w:rFonts w:ascii="Times New Roman" w:hAnsi="Times New Roman"/>
+                <w:sz w:val="19"/>
+              </w:rPr>
+              <w:t>&gt;= 0.7000</w:t>
+            </w:r>
+          </w:p>
+        </w:tc>
+        <w:tc>
+          <w:tcPr>
+            <w:tcW w:type="dxa" w:w="2340"/>
+            <w:tcMar>
+              <w:top w:w="80" w:type="dxa"/>
+              <w:bottom w:w="80" w:type="dxa"/>
+              <w:left w:w="100" w:type="dxa"/>
+              <w:right w:w="100" w:type="dxa"/>
+            </w:tcMar>
+          </w:tcPr>
+          <w:p>
+            <w:r>
+              <w:rPr>
+                <w:rFonts w:ascii="Times New Roman" w:hAnsi="Times New Roman"/>
+                <w:sz w:val="19"/>
+              </w:rPr>
+              <w:t>3-tier functional valence resolving minority class sparsity</w:t>
             </w:r>
           </w:p>
         </w:tc>
